--- a/lessons/3-4/downloads/reveal/teacher/3.4-session-1-prerequisite-practice-a.docx
+++ b/lessons/3-4/downloads/reveal/teacher/3.4-session-1-prerequisite-practice-a.docx
@@ -15,10 +15,28 @@
         <w:rPr>
           <w:rFonts w:ascii="Avenir Next" w:hAnsi="Avenir Next" w:cs="Avenir Next" w:eastAsia="Avenir Next"/>
           <w:color w:val="1A1A1A"/>
+          <w:sz w:val="22"/>
+          <w:szCs w:val="20"/>
+        </w:rPr>
+        <w:t xml:space="preserve">Name</w:t>
+      </w:r>
+      <w:r>
+        <w:rPr>
+          <w:rFonts w:ascii="Avenir Next" w:hAnsi="Avenir Next" w:cs="Avenir Next" w:eastAsia="Avenir Next"/>
+          <w:color w:val="1A1A1A"/>
           <w:sz w:val="20"/>
           <w:szCs w:val="20"/>
         </w:rPr>
-        <w:t xml:space="preserve">Name</w:t>
+        <w:tab/>
+      </w:r>
+      <w:r>
+        <w:rPr>
+          <w:rFonts w:ascii="Avenir Next" w:hAnsi="Avenir Next" w:cs="Avenir Next" w:eastAsia="Avenir Next"/>
+          <w:color w:val="1A1A1A"/>
+          <w:sz w:val="22"/>
+          <w:szCs w:val="20"/>
+        </w:rPr>
+        <w:t xml:space="preserve">   Date</w:t>
       </w:r>
       <w:r>
         <w:rPr>
@@ -33,25 +51,7 @@
         <w:rPr>
           <w:rFonts w:ascii="Avenir Next" w:hAnsi="Avenir Next" w:cs="Avenir Next" w:eastAsia="Avenir Next"/>
           <w:color w:val="1A1A1A"/>
-          <w:sz w:val="20"/>
-          <w:szCs w:val="20"/>
-        </w:rPr>
-        <w:t xml:space="preserve">   Date</w:t>
-      </w:r>
-      <w:r>
-        <w:rPr>
-          <w:rFonts w:ascii="Avenir Next" w:hAnsi="Avenir Next" w:cs="Avenir Next" w:eastAsia="Avenir Next"/>
-          <w:color w:val="1A1A1A"/>
-          <w:sz w:val="20"/>
-          <w:szCs w:val="20"/>
-        </w:rPr>
-        <w:tab/>
-      </w:r>
-      <w:r>
-        <w:rPr>
-          <w:rFonts w:ascii="Avenir Next" w:hAnsi="Avenir Next" w:cs="Avenir Next" w:eastAsia="Avenir Next"/>
-          <w:color w:val="1A1A1A"/>
-          <w:sz w:val="20"/>
+          <w:sz w:val="22"/>
           <w:szCs w:val="20"/>
         </w:rPr>
         <w:t xml:space="preserve">   Period</w:t>
@@ -78,7 +78,7 @@
           <w:caps/>
           <w:color w:val="003A70"/>
           <w:spacing w:val="12"/>
-          <w:sz w:val="19"/>
+          <w:sz w:val="22"/>
           <w:szCs w:val="19"/>
         </w:rPr>
         <w:t xml:space="preserve">Lesson 3-4  ·  Session 1  ·  Prerequisite Practice A  ·  Skill 1 of 2</w:t>
@@ -86,6 +86,7 @@
     </w:p>
     <w:p>
       <w:pPr>
+        <w:pStyle w:val="Heading1"/>
         <w:keepNext/>
         <w:spacing w:before="0" w:after="10" w:line="240" w:lineRule="auto"/>
       </w:pPr>
@@ -111,7 +112,7 @@
         <w:rPr>
           <w:rFonts w:ascii="Avenir Next" w:hAnsi="Avenir Next" w:cs="Avenir Next" w:eastAsia="Avenir Next"/>
           <w:color w:val="5A5F66"/>
-          <w:sz w:val="17"/>
+          <w:sz w:val="22"/>
           <w:szCs w:val="17"/>
         </w:rPr>
         <w:t xml:space="preserve">Builds on Grade 5 · 5.G.A.1</w:t>
@@ -154,6 +155,7 @@
           </w:tcPr>
           <w:p>
             <w:pPr>
+              <w:pStyle w:val="Heading2"/>
               <w:spacing w:before="0" w:after="0" w:line="252" w:lineRule="auto"/>
             </w:pPr>
             <w:r>
@@ -183,7 +185,7 @@
               <w:rPr>
                 <w:rFonts w:ascii="Avenir Next" w:hAnsi="Avenir Next" w:cs="Avenir Next" w:eastAsia="Avenir Next"/>
                 <w:color w:val="1A1A1A"/>
-                <w:sz w:val="20"/>
+                <w:sz w:val="22"/>
                 <w:szCs w:val="20"/>
               </w:rPr>
               <w:t xml:space="preserve">You will plot points like (2, 6) for 2 hours and 6 miles.</w:t>
@@ -203,6 +205,7 @@
           </w:tcPr>
           <w:p>
             <w:pPr>
+              <w:pStyle w:val="Heading2"/>
               <w:spacing w:before="0" w:after="0" w:line="252" w:lineRule="auto"/>
             </w:pPr>
             <w:r>
@@ -232,7 +235,7 @@
               <w:rPr>
                 <w:rFonts w:ascii="Avenir Next" w:hAnsi="Avenir Next" w:cs="Avenir Next" w:eastAsia="Avenir Next"/>
                 <w:color w:val="1A1A1A"/>
-                <w:sz w:val="20"/>
+                <w:sz w:val="22"/>
                 <w:szCs w:val="20"/>
               </w:rPr>
               <w:t xml:space="preserve">Plot a point like (3, 4): go right 3, then up 4.  </w:t>
@@ -242,7 +245,7 @@
                 <w:rFonts w:ascii="Avenir Next" w:hAnsi="Avenir Next" w:cs="Avenir Next" w:eastAsia="Avenir Next"/>
                 <w:b/>
                 <w:color w:val="1A1A1A"/>
-                <w:sz w:val="20"/>
+                <w:sz w:val="22"/>
                 <w:szCs w:val="20"/>
               </w:rPr>
               <w:t xml:space="preserve">You will use it in Practice Form A, problems 2 and 5.</w:t>
@@ -253,6 +256,7 @@
     </w:tbl>
     <w:p>
       <w:pPr>
+        <w:pStyle w:val="Heading2"/>
         <w:keepNext/>
         <w:pBdr>
           <w:bottom w:val="single" w:sz="8" w:space="3" w:color="003A70"/>
@@ -268,7 +272,7 @@
           <w:b/>
           <w:color w:val="003A70"/>
           <w:spacing w:val="14"/>
-          <w:sz w:val="19"/>
+          <w:sz w:val="22"/>
           <w:szCs w:val="19"/>
         </w:rPr>
         <w:t xml:space="preserve">STEPS TO FOLLOW</w:t>
@@ -287,7 +291,7 @@
           <w:rFonts w:ascii="Avenir Next" w:hAnsi="Avenir Next" w:cs="Avenir Next" w:eastAsia="Avenir Next"/>
           <w:i/>
           <w:color w:val="5A5F66"/>
-          <w:sz w:val="17"/>
+          <w:sz w:val="22"/>
           <w:szCs w:val="17"/>
         </w:rPr>
         <w:t xml:space="preserve">use these same steps on every problem</w:t>
@@ -329,6 +333,7 @@
           </w:tcPr>
           <w:p>
             <w:pPr>
+              <w:pStyle w:val="Heading1"/>
               <w:spacing w:before="0" w:after="0" w:line="240" w:lineRule="auto"/>
               <w:jc w:val="center"/>
             </w:pPr>
@@ -357,7 +362,7 @@
               <w:rPr>
                 <w:rFonts w:ascii="Avenir Next" w:hAnsi="Avenir Next" w:cs="Avenir Next" w:eastAsia="Avenir Next"/>
                 <w:color w:val="1A1A1A"/>
-                <w:sz w:val="21"/>
+                <w:sz w:val="22"/>
                 <w:szCs w:val="21"/>
               </w:rPr>
               <w:t xml:space="preserve">Start at </w:t>
@@ -367,7 +372,7 @@
                 <w:rFonts w:ascii="Avenir Next" w:hAnsi="Avenir Next" w:cs="Avenir Next" w:eastAsia="Avenir Next"/>
                 <w:b/>
                 <w:color w:val="1A1A1A"/>
-                <w:sz w:val="21"/>
+                <w:sz w:val="22"/>
                 <w:szCs w:val="21"/>
               </w:rPr>
               <w:t xml:space="preserve">(0, 0)</w:t>
@@ -376,7 +381,7 @@
               <w:rPr>
                 <w:rFonts w:ascii="Avenir Next" w:hAnsi="Avenir Next" w:cs="Avenir Next" w:eastAsia="Avenir Next"/>
                 <w:color w:val="1A1A1A"/>
-                <w:sz w:val="21"/>
+                <w:sz w:val="22"/>
                 <w:szCs w:val="21"/>
               </w:rPr>
               <w:t xml:space="preserve">.</w:t>
@@ -395,6 +400,7 @@
           </w:tcPr>
           <w:p>
             <w:pPr>
+              <w:pStyle w:val="Heading1"/>
               <w:spacing w:before="0" w:after="0" w:line="240" w:lineRule="auto"/>
               <w:jc w:val="center"/>
             </w:pPr>
@@ -423,7 +429,7 @@
               <w:rPr>
                 <w:rFonts w:ascii="Avenir Next" w:hAnsi="Avenir Next" w:cs="Avenir Next" w:eastAsia="Avenir Next"/>
                 <w:color w:val="1A1A1A"/>
-                <w:sz w:val="21"/>
+                <w:sz w:val="22"/>
                 <w:szCs w:val="21"/>
               </w:rPr>
               <w:t xml:space="preserve">Move </w:t>
@@ -433,7 +439,7 @@
                 <w:rFonts w:ascii="Avenir Next" w:hAnsi="Avenir Next" w:cs="Avenir Next" w:eastAsia="Avenir Next"/>
                 <w:b/>
                 <w:color w:val="1A1A1A"/>
-                <w:sz w:val="21"/>
+                <w:sz w:val="22"/>
                 <w:szCs w:val="21"/>
               </w:rPr>
               <w:t xml:space="preserve">right</w:t>
@@ -442,7 +448,7 @@
               <w:rPr>
                 <w:rFonts w:ascii="Avenir Next" w:hAnsi="Avenir Next" w:cs="Avenir Next" w:eastAsia="Avenir Next"/>
                 <w:color w:val="1A1A1A"/>
-                <w:sz w:val="21"/>
+                <w:sz w:val="22"/>
                 <w:szCs w:val="21"/>
               </w:rPr>
               <w:t xml:space="preserve"> the first number (x).</w:t>
@@ -461,6 +467,7 @@
           </w:tcPr>
           <w:p>
             <w:pPr>
+              <w:pStyle w:val="Heading1"/>
               <w:spacing w:before="0" w:after="0" w:line="240" w:lineRule="auto"/>
               <w:jc w:val="center"/>
             </w:pPr>
@@ -489,7 +496,7 @@
               <w:rPr>
                 <w:rFonts w:ascii="Avenir Next" w:hAnsi="Avenir Next" w:cs="Avenir Next" w:eastAsia="Avenir Next"/>
                 <w:color w:val="1A1A1A"/>
-                <w:sz w:val="21"/>
+                <w:sz w:val="22"/>
                 <w:szCs w:val="21"/>
               </w:rPr>
               <w:t xml:space="preserve">Move </w:t>
@@ -499,7 +506,7 @@
                 <w:rFonts w:ascii="Avenir Next" w:hAnsi="Avenir Next" w:cs="Avenir Next" w:eastAsia="Avenir Next"/>
                 <w:b/>
                 <w:color w:val="1A1A1A"/>
-                <w:sz w:val="21"/>
+                <w:sz w:val="22"/>
                 <w:szCs w:val="21"/>
               </w:rPr>
               <w:t xml:space="preserve">up</w:t>
@@ -508,7 +515,7 @@
               <w:rPr>
                 <w:rFonts w:ascii="Avenir Next" w:hAnsi="Avenir Next" w:cs="Avenir Next" w:eastAsia="Avenir Next"/>
                 <w:color w:val="1A1A1A"/>
-                <w:sz w:val="21"/>
+                <w:sz w:val="22"/>
                 <w:szCs w:val="21"/>
               </w:rPr>
               <w:t xml:space="preserve"> the second number (y). Draw a dot.</w:t>
@@ -519,6 +526,7 @@
     </w:tbl>
     <w:p>
       <w:pPr>
+        <w:pStyle w:val="Heading2"/>
         <w:keepNext/>
         <w:pBdr>
           <w:bottom w:val="single" w:sz="8" w:space="3" w:color="003A70"/>
@@ -534,7 +542,7 @@
           <w:b/>
           <w:color w:val="003A70"/>
           <w:spacing w:val="14"/>
-          <w:sz w:val="19"/>
+          <w:sz w:val="22"/>
           <w:szCs w:val="19"/>
         </w:rPr>
         <w:t xml:space="preserve">WATCH ME</w:t>
@@ -553,7 +561,7 @@
           <w:rFonts w:ascii="Avenir Next" w:hAnsi="Avenir Next" w:cs="Avenir Next" w:eastAsia="Avenir Next"/>
           <w:i/>
           <w:color w:val="5A5F66"/>
-          <w:sz w:val="17"/>
+          <w:sz w:val="22"/>
           <w:szCs w:val="17"/>
         </w:rPr>
         <w:t xml:space="preserve">the steps in action</w:t>
@@ -602,7 +610,7 @@
                 <w:rFonts w:ascii="Avenir Next" w:hAnsi="Avenir Next" w:cs="Avenir Next" w:eastAsia="Avenir Next"/>
                 <w:b/>
                 <w:color w:val="1A1A1A"/>
-                <w:sz w:val="21"/>
+                <w:sz w:val="22"/>
                 <w:szCs w:val="21"/>
               </w:rPr>
               <w:t xml:space="preserve">Plot point A at (4, 3).</w:t>
@@ -621,25 +629,25 @@
                 <w:rFonts w:ascii="Avenir Next" w:hAnsi="Avenir Next" w:cs="Avenir Next" w:eastAsia="Avenir Next"/>
                 <w:b/>
                 <w:color w:val="003A70"/>
+                <w:sz w:val="22"/>
+                <w:szCs w:val="19"/>
+              </w:rPr>
+              <w:t xml:space="preserve">Step 1</w:t>
+            </w:r>
+            <w:r>
+              <w:rPr>
+                <w:rFonts w:ascii="Avenir Next" w:hAnsi="Avenir Next" w:cs="Avenir Next" w:eastAsia="Avenir Next"/>
+                <w:color w:val="1A1A1A"/>
                 <w:sz w:val="19"/>
                 <w:szCs w:val="19"/>
               </w:rPr>
-              <w:t xml:space="preserve">Step 1</w:t>
-            </w:r>
-            <w:r>
-              <w:rPr>
-                <w:rFonts w:ascii="Avenir Next" w:hAnsi="Avenir Next" w:cs="Avenir Next" w:eastAsia="Avenir Next"/>
-                <w:color w:val="1A1A1A"/>
-                <w:sz w:val="19"/>
-                <w:szCs w:val="19"/>
-              </w:rPr>
               <w:tab/>
             </w:r>
             <w:r>
               <w:rPr>
                 <w:rFonts w:ascii="Avenir Next" w:hAnsi="Avenir Next" w:cs="Avenir Next" w:eastAsia="Avenir Next"/>
                 <w:color w:val="1A1A1A"/>
-                <w:sz w:val="21"/>
+                <w:sz w:val="22"/>
                 <w:szCs w:val="21"/>
               </w:rPr>
               <w:t xml:space="preserve">Start at (0, 0).</w:t>
@@ -658,25 +666,25 @@
                 <w:rFonts w:ascii="Avenir Next" w:hAnsi="Avenir Next" w:cs="Avenir Next" w:eastAsia="Avenir Next"/>
                 <w:b/>
                 <w:color w:val="003A70"/>
+                <w:sz w:val="22"/>
+                <w:szCs w:val="19"/>
+              </w:rPr>
+              <w:t xml:space="preserve">Step 2</w:t>
+            </w:r>
+            <w:r>
+              <w:rPr>
+                <w:rFonts w:ascii="Avenir Next" w:hAnsi="Avenir Next" w:cs="Avenir Next" w:eastAsia="Avenir Next"/>
+                <w:color w:val="1A1A1A"/>
                 <w:sz w:val="19"/>
                 <w:szCs w:val="19"/>
               </w:rPr>
-              <w:t xml:space="preserve">Step 2</w:t>
-            </w:r>
-            <w:r>
-              <w:rPr>
-                <w:rFonts w:ascii="Avenir Next" w:hAnsi="Avenir Next" w:cs="Avenir Next" w:eastAsia="Avenir Next"/>
-                <w:color w:val="1A1A1A"/>
-                <w:sz w:val="19"/>
-                <w:szCs w:val="19"/>
-              </w:rPr>
               <w:tab/>
             </w:r>
             <w:r>
               <w:rPr>
                 <w:rFonts w:ascii="Avenir Next" w:hAnsi="Avenir Next" w:cs="Avenir Next" w:eastAsia="Avenir Next"/>
                 <w:color w:val="1A1A1A"/>
-                <w:sz w:val="21"/>
+                <w:sz w:val="22"/>
                 <w:szCs w:val="21"/>
               </w:rPr>
               <w:t xml:space="preserve">Move right 4.</w:t>
@@ -695,25 +703,25 @@
                 <w:rFonts w:ascii="Avenir Next" w:hAnsi="Avenir Next" w:cs="Avenir Next" w:eastAsia="Avenir Next"/>
                 <w:b/>
                 <w:color w:val="003A70"/>
+                <w:sz w:val="22"/>
+                <w:szCs w:val="19"/>
+              </w:rPr>
+              <w:t xml:space="preserve">Step 3</w:t>
+            </w:r>
+            <w:r>
+              <w:rPr>
+                <w:rFonts w:ascii="Avenir Next" w:hAnsi="Avenir Next" w:cs="Avenir Next" w:eastAsia="Avenir Next"/>
+                <w:color w:val="1A1A1A"/>
                 <w:sz w:val="19"/>
                 <w:szCs w:val="19"/>
               </w:rPr>
-              <w:t xml:space="preserve">Step 3</w:t>
-            </w:r>
-            <w:r>
-              <w:rPr>
-                <w:rFonts w:ascii="Avenir Next" w:hAnsi="Avenir Next" w:cs="Avenir Next" w:eastAsia="Avenir Next"/>
-                <w:color w:val="1A1A1A"/>
-                <w:sz w:val="19"/>
-                <w:szCs w:val="19"/>
-              </w:rPr>
               <w:tab/>
             </w:r>
             <w:r>
               <w:rPr>
                 <w:rFonts w:ascii="Avenir Next" w:hAnsi="Avenir Next" w:cs="Avenir Next" w:eastAsia="Avenir Next"/>
                 <w:color w:val="1A1A1A"/>
-                <w:sz w:val="21"/>
+                <w:sz w:val="22"/>
                 <w:szCs w:val="21"/>
               </w:rPr>
               <w:t xml:space="preserve">Move up 3. Draw a dot. Label it A.</w:t>
@@ -732,18 +740,18 @@
                 <w:rFonts w:ascii="Avenir Next" w:hAnsi="Avenir Next" w:cs="Avenir Next" w:eastAsia="Avenir Next"/>
                 <w:b/>
                 <w:color w:val="1A1A1A"/>
+                <w:sz w:val="22"/>
+                <w:szCs w:val="21"/>
+              </w:rPr>
+              <w:t xml:space="preserve">Answer</w:t>
+            </w:r>
+            <w:r>
+              <w:rPr>
+                <w:rFonts w:ascii="Avenir Next" w:hAnsi="Avenir Next" w:cs="Avenir Next" w:eastAsia="Avenir Next"/>
+                <w:color w:val="1A1A1A"/>
                 <w:sz w:val="21"/>
                 <w:szCs w:val="21"/>
               </w:rPr>
-              <w:t xml:space="preserve">Answer</w:t>
-            </w:r>
-            <w:r>
-              <w:rPr>
-                <w:rFonts w:ascii="Avenir Next" w:hAnsi="Avenir Next" w:cs="Avenir Next" w:eastAsia="Avenir Next"/>
-                <w:color w:val="1A1A1A"/>
-                <w:sz w:val="21"/>
-                <w:szCs w:val="21"/>
-              </w:rPr>
               <w:tab/>
             </w:r>
             <w:r>
@@ -751,7 +759,7 @@
                 <w:rFonts w:ascii="Avenir Next" w:hAnsi="Avenir Next" w:cs="Avenir Next" w:eastAsia="Avenir Next"/>
                 <w:b/>
                 <w:color w:val="1A1A1A"/>
-                <w:sz w:val="21"/>
+                <w:sz w:val="22"/>
                 <w:szCs w:val="21"/>
               </w:rPr>
               <w:t xml:space="preserve">A is 4 right and 3 up.</w:t>
@@ -772,7 +780,7 @@
               <w:drawing>
                 <wp:inline distT="0" distB="0" distL="0" distR="0">
                   <wp:extent cx="1545336" cy="1508760"/>
-                  <wp:docPr id="1" name="Figure 1"/>
+                  <wp:docPr id="1" name="Figure 1" descr="Coordinate grid. Horizontal axis x: 0 to 6, ticks every 1. Vertical axis y: 0 to 6, ticks every 1. Points: x: 4; y: 3; label: A."/>
                   <a:graphic xmlns:a="http://schemas.openxmlformats.org/drawingml/2006/main">
                     <a:graphicData uri="http://schemas.openxmlformats.org/drawingml/2006/picture">
                       <pic:pic xmlns:pic="http://schemas.openxmlformats.org/drawingml/2006/picture">
@@ -812,6 +820,7 @@
     </w:p>
     <w:p>
       <w:pPr>
+        <w:pStyle w:val="Heading2"/>
         <w:keepNext/>
         <w:pBdr>
           <w:bottom w:val="single" w:sz="8" w:space="3" w:color="003A70"/>
@@ -827,7 +836,7 @@
           <w:b/>
           <w:color w:val="003A70"/>
           <w:spacing w:val="14"/>
-          <w:sz w:val="19"/>
+          <w:sz w:val="22"/>
           <w:szCs w:val="19"/>
         </w:rPr>
         <w:t xml:space="preserve">TRY IT WITH HELP</w:t>
@@ -846,7 +855,7 @@
           <w:rFonts w:ascii="Avenir Next" w:hAnsi="Avenir Next" w:cs="Avenir Next" w:eastAsia="Avenir Next"/>
           <w:i/>
           <w:color w:val="5A5F66"/>
-          <w:sz w:val="17"/>
+          <w:sz w:val="22"/>
           <w:szCs w:val="17"/>
         </w:rPr>
         <w:t xml:space="preserve">fill in each step</w:t>
@@ -904,25 +913,25 @@
           <w:rFonts w:ascii="Avenir Next" w:hAnsi="Avenir Next" w:cs="Avenir Next" w:eastAsia="Avenir Next"/>
           <w:b/>
           <w:color w:val="003A70"/>
+          <w:sz w:val="22"/>
+          <w:szCs w:val="18"/>
+        </w:rPr>
+        <w:t xml:space="preserve">Step 1</w:t>
+      </w:r>
+      <w:r>
+        <w:rPr>
+          <w:rFonts w:ascii="Avenir Next" w:hAnsi="Avenir Next" w:cs="Avenir Next" w:eastAsia="Avenir Next"/>
+          <w:color w:val="1A1A1A"/>
           <w:sz w:val="18"/>
           <w:szCs w:val="18"/>
         </w:rPr>
-        <w:t xml:space="preserve">Step 1</w:t>
-      </w:r>
-      <w:r>
-        <w:rPr>
-          <w:rFonts w:ascii="Avenir Next" w:hAnsi="Avenir Next" w:cs="Avenir Next" w:eastAsia="Avenir Next"/>
-          <w:color w:val="1A1A1A"/>
-          <w:sz w:val="18"/>
-          <w:szCs w:val="18"/>
-        </w:rPr>
         <w:tab/>
       </w:r>
       <w:r>
         <w:rPr>
           <w:rFonts w:ascii="Avenir Next" w:hAnsi="Avenir Next" w:cs="Avenir Next" w:eastAsia="Avenir Next"/>
           <w:color w:val="1A1A1A"/>
-          <w:sz w:val="21"/>
+          <w:sz w:val="22"/>
           <w:szCs w:val="21"/>
         </w:rPr>
         <w:t xml:space="preserve">Start at </w:t>
@@ -941,7 +950,7 @@
         <w:rPr>
           <w:rFonts w:ascii="Avenir Next" w:hAnsi="Avenir Next" w:cs="Avenir Next" w:eastAsia="Avenir Next"/>
           <w:color w:val="1A1A1A"/>
-          <w:sz w:val="21"/>
+          <w:sz w:val="22"/>
           <w:szCs w:val="21"/>
         </w:rPr>
         <w:t xml:space="preserve">.</w:t>
@@ -961,25 +970,25 @@
           <w:rFonts w:ascii="Avenir Next" w:hAnsi="Avenir Next" w:cs="Avenir Next" w:eastAsia="Avenir Next"/>
           <w:b/>
           <w:color w:val="003A70"/>
+          <w:sz w:val="22"/>
+          <w:szCs w:val="18"/>
+        </w:rPr>
+        <w:t xml:space="preserve">Step 2</w:t>
+      </w:r>
+      <w:r>
+        <w:rPr>
+          <w:rFonts w:ascii="Avenir Next" w:hAnsi="Avenir Next" w:cs="Avenir Next" w:eastAsia="Avenir Next"/>
+          <w:color w:val="1A1A1A"/>
           <w:sz w:val="18"/>
           <w:szCs w:val="18"/>
         </w:rPr>
-        <w:t xml:space="preserve">Step 2</w:t>
-      </w:r>
-      <w:r>
-        <w:rPr>
-          <w:rFonts w:ascii="Avenir Next" w:hAnsi="Avenir Next" w:cs="Avenir Next" w:eastAsia="Avenir Next"/>
-          <w:color w:val="1A1A1A"/>
-          <w:sz w:val="18"/>
-          <w:szCs w:val="18"/>
-        </w:rPr>
         <w:tab/>
       </w:r>
       <w:r>
         <w:rPr>
           <w:rFonts w:ascii="Avenir Next" w:hAnsi="Avenir Next" w:cs="Avenir Next" w:eastAsia="Avenir Next"/>
           <w:color w:val="1A1A1A"/>
-          <w:sz w:val="21"/>
+          <w:sz w:val="22"/>
           <w:szCs w:val="21"/>
         </w:rPr>
         <w:t xml:space="preserve">Move right </w:t>
@@ -998,7 +1007,7 @@
         <w:rPr>
           <w:rFonts w:ascii="Avenir Next" w:hAnsi="Avenir Next" w:cs="Avenir Next" w:eastAsia="Avenir Next"/>
           <w:color w:val="1A1A1A"/>
-          <w:sz w:val="21"/>
+          <w:sz w:val="22"/>
           <w:szCs w:val="21"/>
         </w:rPr>
         <w:t xml:space="preserve">.</w:t>
@@ -1018,25 +1027,25 @@
           <w:rFonts w:ascii="Avenir Next" w:hAnsi="Avenir Next" w:cs="Avenir Next" w:eastAsia="Avenir Next"/>
           <w:b/>
           <w:color w:val="003A70"/>
+          <w:sz w:val="22"/>
+          <w:szCs w:val="18"/>
+        </w:rPr>
+        <w:t xml:space="preserve">Step 3</w:t>
+      </w:r>
+      <w:r>
+        <w:rPr>
+          <w:rFonts w:ascii="Avenir Next" w:hAnsi="Avenir Next" w:cs="Avenir Next" w:eastAsia="Avenir Next"/>
+          <w:color w:val="1A1A1A"/>
           <w:sz w:val="18"/>
           <w:szCs w:val="18"/>
         </w:rPr>
-        <w:t xml:space="preserve">Step 3</w:t>
-      </w:r>
-      <w:r>
-        <w:rPr>
-          <w:rFonts w:ascii="Avenir Next" w:hAnsi="Avenir Next" w:cs="Avenir Next" w:eastAsia="Avenir Next"/>
-          <w:color w:val="1A1A1A"/>
-          <w:sz w:val="18"/>
-          <w:szCs w:val="18"/>
-        </w:rPr>
         <w:tab/>
       </w:r>
       <w:r>
         <w:rPr>
           <w:rFonts w:ascii="Avenir Next" w:hAnsi="Avenir Next" w:cs="Avenir Next" w:eastAsia="Avenir Next"/>
           <w:color w:val="1A1A1A"/>
-          <w:sz w:val="21"/>
+          <w:sz w:val="22"/>
           <w:szCs w:val="21"/>
         </w:rPr>
         <w:t xml:space="preserve">Move up </w:t>
@@ -1055,7 +1064,7 @@
         <w:rPr>
           <w:rFonts w:ascii="Avenir Next" w:hAnsi="Avenir Next" w:cs="Avenir Next" w:eastAsia="Avenir Next"/>
           <w:color w:val="1A1A1A"/>
-          <w:sz w:val="21"/>
+          <w:sz w:val="22"/>
           <w:szCs w:val="21"/>
         </w:rPr>
         <w:t xml:space="preserve">. Draw a dot.</w:t>
@@ -1118,25 +1127,25 @@
           <w:rFonts w:ascii="Avenir Next" w:hAnsi="Avenir Next" w:cs="Avenir Next" w:eastAsia="Avenir Next"/>
           <w:b/>
           <w:color w:val="003A70"/>
+          <w:sz w:val="22"/>
+          <w:szCs w:val="18"/>
+        </w:rPr>
+        <w:t xml:space="preserve">Step 1</w:t>
+      </w:r>
+      <w:r>
+        <w:rPr>
+          <w:rFonts w:ascii="Avenir Next" w:hAnsi="Avenir Next" w:cs="Avenir Next" w:eastAsia="Avenir Next"/>
+          <w:color w:val="1A1A1A"/>
           <w:sz w:val="18"/>
           <w:szCs w:val="18"/>
         </w:rPr>
-        <w:t xml:space="preserve">Step 1</w:t>
-      </w:r>
-      <w:r>
-        <w:rPr>
-          <w:rFonts w:ascii="Avenir Next" w:hAnsi="Avenir Next" w:cs="Avenir Next" w:eastAsia="Avenir Next"/>
-          <w:color w:val="1A1A1A"/>
-          <w:sz w:val="18"/>
-          <w:szCs w:val="18"/>
-        </w:rPr>
         <w:tab/>
       </w:r>
       <w:r>
         <w:rPr>
           <w:rFonts w:ascii="Avenir Next" w:hAnsi="Avenir Next" w:cs="Avenir Next" w:eastAsia="Avenir Next"/>
           <w:color w:val="1A1A1A"/>
-          <w:sz w:val="21"/>
+          <w:sz w:val="22"/>
           <w:szCs w:val="21"/>
         </w:rPr>
         <w:t xml:space="preserve">Start at </w:t>
@@ -1155,7 +1164,7 @@
         <w:rPr>
           <w:rFonts w:ascii="Avenir Next" w:hAnsi="Avenir Next" w:cs="Avenir Next" w:eastAsia="Avenir Next"/>
           <w:color w:val="1A1A1A"/>
-          <w:sz w:val="21"/>
+          <w:sz w:val="22"/>
           <w:szCs w:val="21"/>
         </w:rPr>
         <w:t xml:space="preserve">.</w:t>
@@ -1175,25 +1184,25 @@
           <w:rFonts w:ascii="Avenir Next" w:hAnsi="Avenir Next" w:cs="Avenir Next" w:eastAsia="Avenir Next"/>
           <w:b/>
           <w:color w:val="003A70"/>
+          <w:sz w:val="22"/>
+          <w:szCs w:val="18"/>
+        </w:rPr>
+        <w:t xml:space="preserve">Step 2</w:t>
+      </w:r>
+      <w:r>
+        <w:rPr>
+          <w:rFonts w:ascii="Avenir Next" w:hAnsi="Avenir Next" w:cs="Avenir Next" w:eastAsia="Avenir Next"/>
+          <w:color w:val="1A1A1A"/>
           <w:sz w:val="18"/>
           <w:szCs w:val="18"/>
         </w:rPr>
-        <w:t xml:space="preserve">Step 2</w:t>
-      </w:r>
-      <w:r>
-        <w:rPr>
-          <w:rFonts w:ascii="Avenir Next" w:hAnsi="Avenir Next" w:cs="Avenir Next" w:eastAsia="Avenir Next"/>
-          <w:color w:val="1A1A1A"/>
-          <w:sz w:val="18"/>
-          <w:szCs w:val="18"/>
-        </w:rPr>
         <w:tab/>
       </w:r>
       <w:r>
         <w:rPr>
           <w:rFonts w:ascii="Avenir Next" w:hAnsi="Avenir Next" w:cs="Avenir Next" w:eastAsia="Avenir Next"/>
           <w:color w:val="1A1A1A"/>
-          <w:sz w:val="21"/>
+          <w:sz w:val="22"/>
           <w:szCs w:val="21"/>
         </w:rPr>
         <w:t xml:space="preserve">Move right </w:t>
@@ -1212,7 +1221,7 @@
         <w:rPr>
           <w:rFonts w:ascii="Avenir Next" w:hAnsi="Avenir Next" w:cs="Avenir Next" w:eastAsia="Avenir Next"/>
           <w:color w:val="1A1A1A"/>
-          <w:sz w:val="21"/>
+          <w:sz w:val="22"/>
           <w:szCs w:val="21"/>
         </w:rPr>
         <w:t xml:space="preserve">.</w:t>
@@ -1232,25 +1241,25 @@
           <w:rFonts w:ascii="Avenir Next" w:hAnsi="Avenir Next" w:cs="Avenir Next" w:eastAsia="Avenir Next"/>
           <w:b/>
           <w:color w:val="003A70"/>
+          <w:sz w:val="22"/>
+          <w:szCs w:val="18"/>
+        </w:rPr>
+        <w:t xml:space="preserve">Step 3</w:t>
+      </w:r>
+      <w:r>
+        <w:rPr>
+          <w:rFonts w:ascii="Avenir Next" w:hAnsi="Avenir Next" w:cs="Avenir Next" w:eastAsia="Avenir Next"/>
+          <w:color w:val="1A1A1A"/>
           <w:sz w:val="18"/>
           <w:szCs w:val="18"/>
         </w:rPr>
-        <w:t xml:space="preserve">Step 3</w:t>
-      </w:r>
-      <w:r>
-        <w:rPr>
-          <w:rFonts w:ascii="Avenir Next" w:hAnsi="Avenir Next" w:cs="Avenir Next" w:eastAsia="Avenir Next"/>
-          <w:color w:val="1A1A1A"/>
-          <w:sz w:val="18"/>
-          <w:szCs w:val="18"/>
-        </w:rPr>
         <w:tab/>
       </w:r>
       <w:r>
         <w:rPr>
           <w:rFonts w:ascii="Avenir Next" w:hAnsi="Avenir Next" w:cs="Avenir Next" w:eastAsia="Avenir Next"/>
           <w:color w:val="1A1A1A"/>
-          <w:sz w:val="21"/>
+          <w:sz w:val="22"/>
           <w:szCs w:val="21"/>
         </w:rPr>
         <w:t xml:space="preserve">Move up </w:t>
@@ -1269,7 +1278,7 @@
         <w:rPr>
           <w:rFonts w:ascii="Avenir Next" w:hAnsi="Avenir Next" w:cs="Avenir Next" w:eastAsia="Avenir Next"/>
           <w:color w:val="1A1A1A"/>
-          <w:sz w:val="21"/>
+          <w:sz w:val="22"/>
           <w:szCs w:val="21"/>
         </w:rPr>
         <w:t xml:space="preserve">. Draw a dot.</w:t>
@@ -1282,6 +1291,7 @@
     </w:p>
     <w:p>
       <w:pPr>
+        <w:pStyle w:val="Heading2"/>
         <w:keepNext/>
         <w:pBdr>
           <w:bottom w:val="single" w:sz="8" w:space="3" w:color="003A70"/>
@@ -1297,7 +1307,7 @@
           <w:b/>
           <w:color w:val="003A70"/>
           <w:spacing w:val="14"/>
-          <w:sz w:val="19"/>
+          <w:sz w:val="22"/>
           <w:szCs w:val="19"/>
         </w:rPr>
         <w:t xml:space="preserve">YOUR TURN</w:t>
@@ -1316,7 +1326,7 @@
           <w:rFonts w:ascii="Avenir Next" w:hAnsi="Avenir Next" w:cs="Avenir Next" w:eastAsia="Avenir Next"/>
           <w:i/>
           <w:color w:val="5A5F66"/>
-          <w:sz w:val="17"/>
+          <w:sz w:val="22"/>
           <w:szCs w:val="17"/>
         </w:rPr>
         <w:t xml:space="preserve">use the steps on your own</w:t>
@@ -1488,7 +1498,7 @@
                       <w:szCs w:val="22"/>
                       <w:u w:val="single"/>
                     </w:rPr>
-                    <w:t xml:space="preserve">         </w:t>
+                    <w:t xml:space="preserve">             </w:t>
                   </w:r>
                 </w:p>
               </w:tc>
@@ -1550,7 +1560,7 @@
                       <w:szCs w:val="22"/>
                       <w:u w:val="single"/>
                     </w:rPr>
-                    <w:t xml:space="preserve">         </w:t>
+                    <w:t xml:space="preserve">             </w:t>
                   </w:r>
                 </w:p>
               </w:tc>
@@ -1612,7 +1622,7 @@
                       <w:szCs w:val="22"/>
                       <w:u w:val="single"/>
                     </w:rPr>
-                    <w:t xml:space="preserve">         </w:t>
+                    <w:t xml:space="preserve">             </w:t>
                   </w:r>
                 </w:p>
               </w:tc>
@@ -1680,7 +1690,7 @@
                       <w:szCs w:val="22"/>
                       <w:u w:val="single"/>
                     </w:rPr>
-                    <w:t xml:space="preserve">         </w:t>
+                    <w:t xml:space="preserve">             </w:t>
                   </w:r>
                 </w:p>
               </w:tc>
@@ -1742,7 +1752,7 @@
                       <w:szCs w:val="22"/>
                       <w:u w:val="single"/>
                     </w:rPr>
-                    <w:t xml:space="preserve">         </w:t>
+                    <w:t xml:space="preserve">             </w:t>
                   </w:r>
                 </w:p>
               </w:tc>
@@ -1804,7 +1814,7 @@
                       <w:szCs w:val="22"/>
                       <w:u w:val="single"/>
                     </w:rPr>
-                    <w:t xml:space="preserve">         </w:t>
+                    <w:t xml:space="preserve">             </w:t>
                   </w:r>
                 </w:p>
               </w:tc>
@@ -1827,7 +1837,7 @@
       <w:pPr>
         <w:pageBreakBefore/>
         <w:keepNext/>
-        <w:spacing w:before="0" w:after="12" w:line="264" w:lineRule="auto"/>
+        <w:spacing w:before="0" w:after="10" w:line="252" w:lineRule="auto"/>
       </w:pPr>
       <w:r>
         <w:rPr>
@@ -1836,7 +1846,7 @@
           <w:caps/>
           <w:color w:val="003A70"/>
           <w:spacing w:val="12"/>
-          <w:sz w:val="19"/>
+          <w:sz w:val="22"/>
           <w:szCs w:val="19"/>
         </w:rPr>
         <w:t xml:space="preserve">Lesson 3-4  ·  Session 1  ·  Prerequisite Practice A  ·  Skill 2 of 2</w:t>
@@ -1844,8 +1854,9 @@
     </w:p>
     <w:p>
       <w:pPr>
+        <w:pStyle w:val="Heading1"/>
         <w:keepNext/>
-        <w:spacing w:before="0" w:after="10" w:line="240" w:lineRule="auto"/>
+        <w:spacing w:before="0" w:after="8" w:line="240" w:lineRule="auto"/>
       </w:pPr>
       <w:r>
         <w:rPr>
@@ -1863,13 +1874,13 @@
         <w:pBdr>
           <w:bottom w:val="single" w:sz="4" w:space="5" w:color="C9CDD2"/>
         </w:pBdr>
-        <w:spacing w:before="0" w:after="60" w:line="264" w:lineRule="auto"/>
+        <w:spacing w:before="0" w:after="51" w:line="252" w:lineRule="auto"/>
       </w:pPr>
       <w:r>
         <w:rPr>
           <w:rFonts w:ascii="Avenir Next" w:hAnsi="Avenir Next" w:cs="Avenir Next" w:eastAsia="Avenir Next"/>
           <w:color w:val="5A5F66"/>
-          <w:sz w:val="17"/>
+          <w:sz w:val="22"/>
           <w:szCs w:val="17"/>
         </w:rPr>
         <w:t xml:space="preserve">Builds on Grade 5 · 5.G.A.2</w:t>
@@ -1912,7 +1923,8 @@
           </w:tcPr>
           <w:p>
             <w:pPr>
-              <w:spacing w:before="0" w:after="0" w:line="252" w:lineRule="auto"/>
+              <w:pStyle w:val="Heading2"/>
+              <w:spacing w:before="0" w:after="0" w:line="246" w:lineRule="auto"/>
             </w:pPr>
             <w:r>
               <w:rPr>
@@ -1935,13 +1947,13 @@
           </w:tcPr>
           <w:p>
             <w:pPr>
-              <w:spacing w:before="0" w:after="0" w:line="264" w:lineRule="auto"/>
+              <w:spacing w:before="0" w:after="0" w:line="252" w:lineRule="auto"/>
             </w:pPr>
             <w:r>
               <w:rPr>
                 <w:rFonts w:ascii="Avenir Next" w:hAnsi="Avenir Next" w:cs="Avenir Next" w:eastAsia="Avenir Next"/>
                 <w:color w:val="1A1A1A"/>
-                <w:sz w:val="20"/>
+                <w:sz w:val="22"/>
                 <w:szCs w:val="20"/>
               </w:rPr>
               <w:t xml:space="preserve">You will plot Maya’s savings on a graph whose y-axis counts by 4.</w:t>
@@ -1961,7 +1973,8 @@
           </w:tcPr>
           <w:p>
             <w:pPr>
-              <w:spacing w:before="0" w:after="0" w:line="252" w:lineRule="auto"/>
+              <w:pStyle w:val="Heading2"/>
+              <w:spacing w:before="0" w:after="0" w:line="246" w:lineRule="auto"/>
             </w:pPr>
             <w:r>
               <w:rPr>
@@ -1984,13 +1997,13 @@
           </w:tcPr>
           <w:p>
             <w:pPr>
-              <w:spacing w:before="0" w:after="0" w:line="264" w:lineRule="auto"/>
+              <w:spacing w:before="0" w:after="0" w:line="252" w:lineRule="auto"/>
             </w:pPr>
             <w:r>
               <w:rPr>
                 <w:rFonts w:ascii="Avenir Next" w:hAnsi="Avenir Next" w:cs="Avenir Next" w:eastAsia="Avenir Next"/>
                 <w:color w:val="1A1A1A"/>
-                <w:sz w:val="20"/>
+                <w:sz w:val="22"/>
                 <w:szCs w:val="20"/>
               </w:rPr>
               <w:t xml:space="preserve">Read a skip-count axis, like 7 lines up by 5s is 35.  </w:t>
@@ -2000,7 +2013,7 @@
                 <w:rFonts w:ascii="Avenir Next" w:hAnsi="Avenir Next" w:cs="Avenir Next" w:eastAsia="Avenir Next"/>
                 <w:b/>
                 <w:color w:val="1A1A1A"/>
-                <w:sz w:val="20"/>
+                <w:sz w:val="22"/>
                 <w:szCs w:val="20"/>
               </w:rPr>
               <w:t xml:space="preserve">You will use it in Practice Form A, problem 5.</w:t>
@@ -2011,6 +2024,7 @@
     </w:tbl>
     <w:p>
       <w:pPr>
+        <w:pStyle w:val="Heading2"/>
         <w:keepNext/>
         <w:pBdr>
           <w:bottom w:val="single" w:sz="8" w:space="3" w:color="003A70"/>
@@ -2018,7 +2032,7 @@
         <w:tabs>
           <w:tab w:val="right" w:pos="9504"/>
         </w:tabs>
-        <w:spacing w:before="50" w:after="36" w:line="240" w:lineRule="auto"/>
+        <w:spacing w:before="42" w:after="31" w:line="240" w:lineRule="auto"/>
       </w:pPr>
       <w:r>
         <w:rPr>
@@ -2026,7 +2040,7 @@
           <w:b/>
           <w:color w:val="003A70"/>
           <w:spacing w:val="14"/>
-          <w:sz w:val="19"/>
+          <w:sz w:val="22"/>
           <w:szCs w:val="19"/>
         </w:rPr>
         <w:t xml:space="preserve">STEPS TO FOLLOW</w:t>
@@ -2045,7 +2059,7 @@
           <w:rFonts w:ascii="Avenir Next" w:hAnsi="Avenir Next" w:cs="Avenir Next" w:eastAsia="Avenir Next"/>
           <w:i/>
           <w:color w:val="5A5F66"/>
-          <w:sz w:val="17"/>
+          <w:sz w:val="22"/>
           <w:szCs w:val="17"/>
         </w:rPr>
         <w:t xml:space="preserve">use these same steps on every problem</w:t>
@@ -2087,6 +2101,7 @@
           </w:tcPr>
           <w:p>
             <w:pPr>
+              <w:pStyle w:val="Heading1"/>
               <w:spacing w:before="0" w:after="0" w:line="240" w:lineRule="auto"/>
               <w:jc w:val="center"/>
             </w:pPr>
@@ -2109,13 +2124,13 @@
           </w:tcPr>
           <w:p>
             <w:pPr>
-              <w:spacing w:before="0" w:after="0" w:line="264" w:lineRule="auto"/>
+              <w:spacing w:before="0" w:after="0" w:line="252" w:lineRule="auto"/>
             </w:pPr>
             <w:r>
               <w:rPr>
                 <w:rFonts w:ascii="Avenir Next" w:hAnsi="Avenir Next" w:cs="Avenir Next" w:eastAsia="Avenir Next"/>
                 <w:color w:val="1A1A1A"/>
-                <w:sz w:val="21"/>
+                <w:sz w:val="22"/>
                 <w:szCs w:val="21"/>
               </w:rPr>
               <w:t xml:space="preserve">Find the </w:t>
@@ -2125,7 +2140,7 @@
                 <w:rFonts w:ascii="Avenir Next" w:hAnsi="Avenir Next" w:cs="Avenir Next" w:eastAsia="Avenir Next"/>
                 <w:b/>
                 <w:color w:val="1A1A1A"/>
-                <w:sz w:val="21"/>
+                <w:sz w:val="22"/>
                 <w:szCs w:val="21"/>
               </w:rPr>
               <w:t xml:space="preserve">scale</w:t>
@@ -2134,7 +2149,7 @@
               <w:rPr>
                 <w:rFonts w:ascii="Avenir Next" w:hAnsi="Avenir Next" w:cs="Avenir Next" w:eastAsia="Avenir Next"/>
                 <w:color w:val="1A1A1A"/>
-                <w:sz w:val="21"/>
+                <w:sz w:val="22"/>
                 <w:szCs w:val="21"/>
               </w:rPr>
               <w:t xml:space="preserve">: how much each gridline counts.</w:t>
@@ -2153,6 +2168,7 @@
           </w:tcPr>
           <w:p>
             <w:pPr>
+              <w:pStyle w:val="Heading1"/>
               <w:spacing w:before="0" w:after="0" w:line="240" w:lineRule="auto"/>
               <w:jc w:val="center"/>
             </w:pPr>
@@ -2175,14 +2191,14 @@
           </w:tcPr>
           <w:p>
             <w:pPr>
-              <w:spacing w:before="0" w:after="0" w:line="264" w:lineRule="auto"/>
+              <w:spacing w:before="0" w:after="0" w:line="252" w:lineRule="auto"/>
             </w:pPr>
             <w:r>
               <w:rPr>
                 <w:rFonts w:ascii="Avenir Next" w:hAnsi="Avenir Next" w:cs="Avenir Next" w:eastAsia="Avenir Next"/>
                 <w:b/>
                 <w:color w:val="1A1A1A"/>
-                <w:sz w:val="21"/>
+                <w:sz w:val="22"/>
                 <w:szCs w:val="21"/>
               </w:rPr>
               <w:t xml:space="preserve">Count</w:t>
@@ -2191,7 +2207,7 @@
               <w:rPr>
                 <w:rFonts w:ascii="Avenir Next" w:hAnsi="Avenir Next" w:cs="Avenir Next" w:eastAsia="Avenir Next"/>
                 <w:color w:val="1A1A1A"/>
-                <w:sz w:val="21"/>
+                <w:sz w:val="22"/>
                 <w:szCs w:val="21"/>
               </w:rPr>
               <w:t xml:space="preserve"> the gridlines from 0.</w:t>
@@ -2210,6 +2226,7 @@
           </w:tcPr>
           <w:p>
             <w:pPr>
+              <w:pStyle w:val="Heading1"/>
               <w:spacing w:before="0" w:after="0" w:line="240" w:lineRule="auto"/>
               <w:jc w:val="center"/>
             </w:pPr>
@@ -2232,14 +2249,14 @@
           </w:tcPr>
           <w:p>
             <w:pPr>
-              <w:spacing w:before="0" w:after="0" w:line="264" w:lineRule="auto"/>
+              <w:spacing w:before="0" w:after="0" w:line="252" w:lineRule="auto"/>
             </w:pPr>
             <w:r>
               <w:rPr>
                 <w:rFonts w:ascii="Avenir Next" w:hAnsi="Avenir Next" w:cs="Avenir Next" w:eastAsia="Avenir Next"/>
                 <w:b/>
                 <w:color w:val="1A1A1A"/>
-                <w:sz w:val="21"/>
+                <w:sz w:val="22"/>
                 <w:szCs w:val="21"/>
               </w:rPr>
               <w:t xml:space="preserve">Multiply</w:t>
@@ -2248,7 +2265,7 @@
               <w:rPr>
                 <w:rFonts w:ascii="Avenir Next" w:hAnsi="Avenir Next" w:cs="Avenir Next" w:eastAsia="Avenir Next"/>
                 <w:color w:val="1A1A1A"/>
-                <w:sz w:val="21"/>
+                <w:sz w:val="22"/>
                 <w:szCs w:val="21"/>
               </w:rPr>
               <w:t xml:space="preserve">: gridlines × scale = the value.</w:t>
@@ -2259,6 +2276,7 @@
     </w:tbl>
     <w:p>
       <w:pPr>
+        <w:pStyle w:val="Heading2"/>
         <w:keepNext/>
         <w:pBdr>
           <w:bottom w:val="single" w:sz="8" w:space="3" w:color="003A70"/>
@@ -2266,7 +2284,7 @@
         <w:tabs>
           <w:tab w:val="right" w:pos="9504"/>
         </w:tabs>
-        <w:spacing w:before="50" w:after="36" w:line="240" w:lineRule="auto"/>
+        <w:spacing w:before="42" w:after="31" w:line="240" w:lineRule="auto"/>
       </w:pPr>
       <w:r>
         <w:rPr>
@@ -2274,7 +2292,7 @@
           <w:b/>
           <w:color w:val="003A70"/>
           <w:spacing w:val="14"/>
-          <w:sz w:val="19"/>
+          <w:sz w:val="22"/>
           <w:szCs w:val="19"/>
         </w:rPr>
         <w:t xml:space="preserve">WATCH ME</w:t>
@@ -2293,7 +2311,7 @@
           <w:rFonts w:ascii="Avenir Next" w:hAnsi="Avenir Next" w:cs="Avenir Next" w:eastAsia="Avenir Next"/>
           <w:i/>
           <w:color w:val="5A5F66"/>
-          <w:sz w:val="17"/>
+          <w:sz w:val="22"/>
           <w:szCs w:val="17"/>
         </w:rPr>
         <w:t xml:space="preserve">the steps in action</w:t>
@@ -2335,14 +2353,14 @@
           </w:tcPr>
           <w:p>
             <w:pPr>
-              <w:spacing w:before="0" w:after="40" w:line="264" w:lineRule="auto"/>
+              <w:spacing w:before="0" w:after="34" w:line="252" w:lineRule="auto"/>
             </w:pPr>
             <w:r>
               <w:rPr>
                 <w:rFonts w:ascii="Avenir Next" w:hAnsi="Avenir Next" w:cs="Avenir Next" w:eastAsia="Avenir Next"/>
                 <w:b/>
                 <w:color w:val="1A1A1A"/>
-                <w:sz w:val="21"/>
+                <w:sz w:val="22"/>
                 <w:szCs w:val="21"/>
               </w:rPr>
               <w:t xml:space="preserve">The y-axis counts by 5. Point P is 7 gridlines up. What is its y-value?</w:t>
@@ -2353,7 +2371,7 @@
               <w:tabs>
                 <w:tab w:val="left" w:pos="950"/>
               </w:tabs>
-              <w:spacing w:before="0" w:after="24" w:line="256" w:lineRule="auto"/>
+              <w:spacing w:before="0" w:after="20" w:line="248" w:lineRule="auto"/>
               <w:ind w:left="950" w:hanging="950"/>
             </w:pPr>
             <w:r>
@@ -2361,25 +2379,25 @@
                 <w:rFonts w:ascii="Avenir Next" w:hAnsi="Avenir Next" w:cs="Avenir Next" w:eastAsia="Avenir Next"/>
                 <w:b/>
                 <w:color w:val="003A70"/>
+                <w:sz w:val="22"/>
+                <w:szCs w:val="19"/>
+              </w:rPr>
+              <w:t xml:space="preserve">Step 1</w:t>
+            </w:r>
+            <w:r>
+              <w:rPr>
+                <w:rFonts w:ascii="Avenir Next" w:hAnsi="Avenir Next" w:cs="Avenir Next" w:eastAsia="Avenir Next"/>
+                <w:color w:val="1A1A1A"/>
                 <w:sz w:val="19"/>
                 <w:szCs w:val="19"/>
               </w:rPr>
-              <w:t xml:space="preserve">Step 1</w:t>
-            </w:r>
-            <w:r>
-              <w:rPr>
-                <w:rFonts w:ascii="Avenir Next" w:hAnsi="Avenir Next" w:cs="Avenir Next" w:eastAsia="Avenir Next"/>
-                <w:color w:val="1A1A1A"/>
-                <w:sz w:val="19"/>
-                <w:szCs w:val="19"/>
-              </w:rPr>
               <w:tab/>
             </w:r>
             <w:r>
               <w:rPr>
                 <w:rFonts w:ascii="Avenir Next" w:hAnsi="Avenir Next" w:cs="Avenir Next" w:eastAsia="Avenir Next"/>
                 <w:color w:val="1A1A1A"/>
-                <w:sz w:val="21"/>
+                <w:sz w:val="22"/>
                 <w:szCs w:val="21"/>
               </w:rPr>
               <w:t xml:space="preserve">The scale is 5.</w:t>
@@ -2390,7 +2408,7 @@
               <w:tabs>
                 <w:tab w:val="left" w:pos="950"/>
               </w:tabs>
-              <w:spacing w:before="0" w:after="24" w:line="256" w:lineRule="auto"/>
+              <w:spacing w:before="0" w:after="20" w:line="248" w:lineRule="auto"/>
               <w:ind w:left="950" w:hanging="950"/>
             </w:pPr>
             <w:r>
@@ -2398,25 +2416,25 @@
                 <w:rFonts w:ascii="Avenir Next" w:hAnsi="Avenir Next" w:cs="Avenir Next" w:eastAsia="Avenir Next"/>
                 <w:b/>
                 <w:color w:val="003A70"/>
+                <w:sz w:val="22"/>
+                <w:szCs w:val="19"/>
+              </w:rPr>
+              <w:t xml:space="preserve">Step 2</w:t>
+            </w:r>
+            <w:r>
+              <w:rPr>
+                <w:rFonts w:ascii="Avenir Next" w:hAnsi="Avenir Next" w:cs="Avenir Next" w:eastAsia="Avenir Next"/>
+                <w:color w:val="1A1A1A"/>
                 <w:sz w:val="19"/>
                 <w:szCs w:val="19"/>
               </w:rPr>
-              <w:t xml:space="preserve">Step 2</w:t>
-            </w:r>
-            <w:r>
-              <w:rPr>
-                <w:rFonts w:ascii="Avenir Next" w:hAnsi="Avenir Next" w:cs="Avenir Next" w:eastAsia="Avenir Next"/>
-                <w:color w:val="1A1A1A"/>
-                <w:sz w:val="19"/>
-                <w:szCs w:val="19"/>
-              </w:rPr>
               <w:tab/>
             </w:r>
             <w:r>
               <w:rPr>
                 <w:rFonts w:ascii="Avenir Next" w:hAnsi="Avenir Next" w:cs="Avenir Next" w:eastAsia="Avenir Next"/>
                 <w:color w:val="1A1A1A"/>
-                <w:sz w:val="21"/>
+                <w:sz w:val="22"/>
                 <w:szCs w:val="21"/>
               </w:rPr>
               <w:t xml:space="preserve">P is 7 gridlines up.</w:t>
@@ -2427,7 +2445,7 @@
               <w:tabs>
                 <w:tab w:val="left" w:pos="950"/>
               </w:tabs>
-              <w:spacing w:before="0" w:after="24" w:line="256" w:lineRule="auto"/>
+              <w:spacing w:before="0" w:after="20" w:line="248" w:lineRule="auto"/>
               <w:ind w:left="950" w:hanging="950"/>
             </w:pPr>
             <w:r>
@@ -2435,25 +2453,25 @@
                 <w:rFonts w:ascii="Avenir Next" w:hAnsi="Avenir Next" w:cs="Avenir Next" w:eastAsia="Avenir Next"/>
                 <w:b/>
                 <w:color w:val="003A70"/>
+                <w:sz w:val="22"/>
+                <w:szCs w:val="19"/>
+              </w:rPr>
+              <w:t xml:space="preserve">Step 3</w:t>
+            </w:r>
+            <w:r>
+              <w:rPr>
+                <w:rFonts w:ascii="Avenir Next" w:hAnsi="Avenir Next" w:cs="Avenir Next" w:eastAsia="Avenir Next"/>
+                <w:color w:val="1A1A1A"/>
                 <w:sz w:val="19"/>
                 <w:szCs w:val="19"/>
               </w:rPr>
-              <w:t xml:space="preserve">Step 3</w:t>
-            </w:r>
-            <w:r>
-              <w:rPr>
-                <w:rFonts w:ascii="Avenir Next" w:hAnsi="Avenir Next" w:cs="Avenir Next" w:eastAsia="Avenir Next"/>
-                <w:color w:val="1A1A1A"/>
-                <w:sz w:val="19"/>
-                <w:szCs w:val="19"/>
-              </w:rPr>
               <w:tab/>
             </w:r>
             <w:r>
               <w:rPr>
                 <w:rFonts w:ascii="Avenir Next" w:hAnsi="Avenir Next" w:cs="Avenir Next" w:eastAsia="Avenir Next"/>
                 <w:color w:val="1A1A1A"/>
-                <w:sz w:val="21"/>
+                <w:sz w:val="22"/>
                 <w:szCs w:val="21"/>
               </w:rPr>
               <w:t xml:space="preserve">7 × 5 = 35.</w:t>
@@ -2464,7 +2482,7 @@
               <w:tabs>
                 <w:tab w:val="left" w:pos="950"/>
               </w:tabs>
-              <w:spacing w:before="20" w:after="0" w:line="256" w:lineRule="auto"/>
+              <w:spacing w:before="17" w:after="0" w:line="248" w:lineRule="auto"/>
               <w:ind w:left="950" w:hanging="950"/>
             </w:pPr>
             <w:r>
@@ -2472,18 +2490,18 @@
                 <w:rFonts w:ascii="Avenir Next" w:hAnsi="Avenir Next" w:cs="Avenir Next" w:eastAsia="Avenir Next"/>
                 <w:b/>
                 <w:color w:val="1A1A1A"/>
+                <w:sz w:val="22"/>
+                <w:szCs w:val="21"/>
+              </w:rPr>
+              <w:t xml:space="preserve">Answer</w:t>
+            </w:r>
+            <w:r>
+              <w:rPr>
+                <w:rFonts w:ascii="Avenir Next" w:hAnsi="Avenir Next" w:cs="Avenir Next" w:eastAsia="Avenir Next"/>
+                <w:color w:val="1A1A1A"/>
                 <w:sz w:val="21"/>
                 <w:szCs w:val="21"/>
               </w:rPr>
-              <w:t xml:space="preserve">Answer</w:t>
-            </w:r>
-            <w:r>
-              <w:rPr>
-                <w:rFonts w:ascii="Avenir Next" w:hAnsi="Avenir Next" w:cs="Avenir Next" w:eastAsia="Avenir Next"/>
-                <w:color w:val="1A1A1A"/>
-                <w:sz w:val="21"/>
-                <w:szCs w:val="21"/>
-              </w:rPr>
               <w:tab/>
             </w:r>
             <w:r>
@@ -2491,7 +2509,7 @@
                 <w:rFonts w:ascii="Avenir Next" w:hAnsi="Avenir Next" w:cs="Avenir Next" w:eastAsia="Avenir Next"/>
                 <w:b/>
                 <w:color w:val="1A1A1A"/>
-                <w:sz w:val="21"/>
+                <w:sz w:val="22"/>
                 <w:szCs w:val="21"/>
               </w:rPr>
               <w:t xml:space="preserve">35</w:t>
@@ -2505,14 +2523,14 @@
           </w:tcPr>
           <w:p>
             <w:pPr>
-              <w:spacing w:before="0" w:after="0" w:line="264" w:lineRule="auto"/>
+              <w:spacing w:before="0" w:after="0" w:line="252" w:lineRule="auto"/>
               <w:jc w:val="right"/>
             </w:pPr>
             <w:r>
               <w:drawing>
                 <wp:inline distT="0" distB="0" distL="0" distR="0">
                   <wp:extent cx="1682495" cy="1508760"/>
-                  <wp:docPr id="2" name="Figure 2"/>
+                  <wp:docPr id="2" name="Figure 2" descr="Coordinate grid. Horizontal axis x: 0 to 4, ticks every 1. Vertical axis y: 0 to 40, ticks every 5. Points: x: 2; y: 35; label: P."/>
                   <a:graphic xmlns:a="http://schemas.openxmlformats.org/drawingml/2006/main">
                     <a:graphicData uri="http://schemas.openxmlformats.org/drawingml/2006/picture">
                       <pic:pic xmlns:pic="http://schemas.openxmlformats.org/drawingml/2006/picture">
@@ -2552,6 +2570,7 @@
     </w:p>
     <w:p>
       <w:pPr>
+        <w:pStyle w:val="Heading2"/>
         <w:keepNext/>
         <w:pBdr>
           <w:bottom w:val="single" w:sz="8" w:space="3" w:color="003A70"/>
@@ -2559,7 +2578,7 @@
         <w:tabs>
           <w:tab w:val="right" w:pos="9504"/>
         </w:tabs>
-        <w:spacing w:before="50" w:after="36" w:line="240" w:lineRule="auto"/>
+        <w:spacing w:before="42" w:after="31" w:line="240" w:lineRule="auto"/>
       </w:pPr>
       <w:r>
         <w:rPr>
@@ -2567,7 +2586,7 @@
           <w:b/>
           <w:color w:val="003A70"/>
           <w:spacing w:val="14"/>
-          <w:sz w:val="19"/>
+          <w:sz w:val="22"/>
           <w:szCs w:val="19"/>
         </w:rPr>
         <w:t xml:space="preserve">TRY IT WITH HELP</w:t>
@@ -2586,7 +2605,7 @@
           <w:rFonts w:ascii="Avenir Next" w:hAnsi="Avenir Next" w:cs="Avenir Next" w:eastAsia="Avenir Next"/>
           <w:i/>
           <w:color w:val="5A5F66"/>
-          <w:sz w:val="17"/>
+          <w:sz w:val="22"/>
           <w:szCs w:val="17"/>
         </w:rPr>
         <w:t xml:space="preserve">fill in each step</w:t>
@@ -2598,7 +2617,7 @@
         <w:tabs>
           <w:tab w:val="left" w:pos="432"/>
         </w:tabs>
-        <w:spacing w:before="90" w:after="40" w:line="268" w:lineRule="auto"/>
+        <w:spacing w:before="76" w:after="34" w:line="254" w:lineRule="auto"/>
         <w:ind w:left="432" w:hanging="432"/>
       </w:pPr>
       <w:r>
@@ -2636,7 +2655,7 @@
         <w:tabs>
           <w:tab w:val="left" w:pos="1300"/>
         </w:tabs>
-        <w:spacing w:before="0" w:after="24" w:line="272" w:lineRule="auto"/>
+        <w:spacing w:before="0" w:after="20" w:line="256" w:lineRule="auto"/>
         <w:ind w:left="1300" w:hanging="868"/>
       </w:pPr>
       <w:r>
@@ -2644,25 +2663,25 @@
           <w:rFonts w:ascii="Avenir Next" w:hAnsi="Avenir Next" w:cs="Avenir Next" w:eastAsia="Avenir Next"/>
           <w:b/>
           <w:color w:val="003A70"/>
+          <w:sz w:val="22"/>
+          <w:szCs w:val="18"/>
+        </w:rPr>
+        <w:t xml:space="preserve">Step 1</w:t>
+      </w:r>
+      <w:r>
+        <w:rPr>
+          <w:rFonts w:ascii="Avenir Next" w:hAnsi="Avenir Next" w:cs="Avenir Next" w:eastAsia="Avenir Next"/>
+          <w:color w:val="1A1A1A"/>
           <w:sz w:val="18"/>
           <w:szCs w:val="18"/>
         </w:rPr>
-        <w:t xml:space="preserve">Step 1</w:t>
-      </w:r>
-      <w:r>
-        <w:rPr>
-          <w:rFonts w:ascii="Avenir Next" w:hAnsi="Avenir Next" w:cs="Avenir Next" w:eastAsia="Avenir Next"/>
-          <w:color w:val="1A1A1A"/>
-          <w:sz w:val="18"/>
-          <w:szCs w:val="18"/>
-        </w:rPr>
         <w:tab/>
       </w:r>
       <w:r>
         <w:rPr>
           <w:rFonts w:ascii="Avenir Next" w:hAnsi="Avenir Next" w:cs="Avenir Next" w:eastAsia="Avenir Next"/>
           <w:color w:val="1A1A1A"/>
-          <w:sz w:val="21"/>
+          <w:sz w:val="22"/>
           <w:szCs w:val="21"/>
         </w:rPr>
         <w:t xml:space="preserve">The scale is </w:t>
@@ -2681,7 +2700,7 @@
         <w:rPr>
           <w:rFonts w:ascii="Avenir Next" w:hAnsi="Avenir Next" w:cs="Avenir Next" w:eastAsia="Avenir Next"/>
           <w:color w:val="1A1A1A"/>
-          <w:sz w:val="21"/>
+          <w:sz w:val="22"/>
           <w:szCs w:val="21"/>
         </w:rPr>
         <w:t xml:space="preserve">.</w:t>
@@ -2693,7 +2712,7 @@
         <w:tabs>
           <w:tab w:val="left" w:pos="1300"/>
         </w:tabs>
-        <w:spacing w:before="0" w:after="24" w:line="272" w:lineRule="auto"/>
+        <w:spacing w:before="0" w:after="20" w:line="256" w:lineRule="auto"/>
         <w:ind w:left="1300" w:hanging="868"/>
       </w:pPr>
       <w:r>
@@ -2701,25 +2720,25 @@
           <w:rFonts w:ascii="Avenir Next" w:hAnsi="Avenir Next" w:cs="Avenir Next" w:eastAsia="Avenir Next"/>
           <w:b/>
           <w:color w:val="003A70"/>
+          <w:sz w:val="22"/>
+          <w:szCs w:val="18"/>
+        </w:rPr>
+        <w:t xml:space="preserve">Step 2</w:t>
+      </w:r>
+      <w:r>
+        <w:rPr>
+          <w:rFonts w:ascii="Avenir Next" w:hAnsi="Avenir Next" w:cs="Avenir Next" w:eastAsia="Avenir Next"/>
+          <w:color w:val="1A1A1A"/>
           <w:sz w:val="18"/>
           <w:szCs w:val="18"/>
         </w:rPr>
-        <w:t xml:space="preserve">Step 2</w:t>
-      </w:r>
-      <w:r>
-        <w:rPr>
-          <w:rFonts w:ascii="Avenir Next" w:hAnsi="Avenir Next" w:cs="Avenir Next" w:eastAsia="Avenir Next"/>
-          <w:color w:val="1A1A1A"/>
-          <w:sz w:val="18"/>
-          <w:szCs w:val="18"/>
-        </w:rPr>
         <w:tab/>
       </w:r>
       <w:r>
         <w:rPr>
           <w:rFonts w:ascii="Avenir Next" w:hAnsi="Avenir Next" w:cs="Avenir Next" w:eastAsia="Avenir Next"/>
           <w:color w:val="1A1A1A"/>
-          <w:sz w:val="21"/>
+          <w:sz w:val="22"/>
           <w:szCs w:val="21"/>
         </w:rPr>
         <w:t xml:space="preserve">The point is </w:t>
@@ -2738,7 +2757,7 @@
         <w:rPr>
           <w:rFonts w:ascii="Avenir Next" w:hAnsi="Avenir Next" w:cs="Avenir Next" w:eastAsia="Avenir Next"/>
           <w:color w:val="1A1A1A"/>
-          <w:sz w:val="21"/>
+          <w:sz w:val="22"/>
           <w:szCs w:val="21"/>
         </w:rPr>
         <w:t xml:space="preserve"> gridlines up.</w:t>
@@ -2750,7 +2769,7 @@
         <w:tabs>
           <w:tab w:val="left" w:pos="1300"/>
         </w:tabs>
-        <w:spacing w:before="0" w:after="24" w:line="272" w:lineRule="auto"/>
+        <w:spacing w:before="0" w:after="20" w:line="256" w:lineRule="auto"/>
         <w:ind w:left="1300" w:hanging="868"/>
       </w:pPr>
       <w:r>
@@ -2758,25 +2777,25 @@
           <w:rFonts w:ascii="Avenir Next" w:hAnsi="Avenir Next" w:cs="Avenir Next" w:eastAsia="Avenir Next"/>
           <w:b/>
           <w:color w:val="003A70"/>
+          <w:sz w:val="22"/>
+          <w:szCs w:val="18"/>
+        </w:rPr>
+        <w:t xml:space="preserve">Step 3</w:t>
+      </w:r>
+      <w:r>
+        <w:rPr>
+          <w:rFonts w:ascii="Avenir Next" w:hAnsi="Avenir Next" w:cs="Avenir Next" w:eastAsia="Avenir Next"/>
+          <w:color w:val="1A1A1A"/>
           <w:sz w:val="18"/>
           <w:szCs w:val="18"/>
         </w:rPr>
-        <w:t xml:space="preserve">Step 3</w:t>
-      </w:r>
-      <w:r>
-        <w:rPr>
-          <w:rFonts w:ascii="Avenir Next" w:hAnsi="Avenir Next" w:cs="Avenir Next" w:eastAsia="Avenir Next"/>
-          <w:color w:val="1A1A1A"/>
-          <w:sz w:val="18"/>
-          <w:szCs w:val="18"/>
-        </w:rPr>
         <w:tab/>
       </w:r>
       <w:r>
         <w:rPr>
           <w:rFonts w:ascii="Avenir Next" w:hAnsi="Avenir Next" w:cs="Avenir Next" w:eastAsia="Avenir Next"/>
           <w:color w:val="1A1A1A"/>
-          <w:sz w:val="21"/>
+          <w:sz w:val="22"/>
           <w:szCs w:val="21"/>
         </w:rPr>
         <w:t xml:space="preserve">6 × 10 = </w:t>
@@ -2795,7 +2814,7 @@
         <w:rPr>
           <w:rFonts w:ascii="Avenir Next" w:hAnsi="Avenir Next" w:cs="Avenir Next" w:eastAsia="Avenir Next"/>
           <w:color w:val="1A1A1A"/>
-          <w:sz w:val="21"/>
+          <w:sz w:val="22"/>
           <w:szCs w:val="21"/>
         </w:rPr>
         <w:t xml:space="preserve">.</w:t>
@@ -2812,7 +2831,7 @@
         <w:tabs>
           <w:tab w:val="left" w:pos="432"/>
         </w:tabs>
-        <w:spacing w:before="90" w:after="40" w:line="268" w:lineRule="auto"/>
+        <w:spacing w:before="76" w:after="34" w:line="254" w:lineRule="auto"/>
         <w:ind w:left="432" w:hanging="432"/>
       </w:pPr>
       <w:r>
@@ -2850,7 +2869,7 @@
         <w:tabs>
           <w:tab w:val="left" w:pos="1300"/>
         </w:tabs>
-        <w:spacing w:before="0" w:after="24" w:line="272" w:lineRule="auto"/>
+        <w:spacing w:before="0" w:after="20" w:line="256" w:lineRule="auto"/>
         <w:ind w:left="1300" w:hanging="868"/>
       </w:pPr>
       <w:r>
@@ -2858,25 +2877,25 @@
           <w:rFonts w:ascii="Avenir Next" w:hAnsi="Avenir Next" w:cs="Avenir Next" w:eastAsia="Avenir Next"/>
           <w:b/>
           <w:color w:val="003A70"/>
+          <w:sz w:val="22"/>
+          <w:szCs w:val="18"/>
+        </w:rPr>
+        <w:t xml:space="preserve">Step 1</w:t>
+      </w:r>
+      <w:r>
+        <w:rPr>
+          <w:rFonts w:ascii="Avenir Next" w:hAnsi="Avenir Next" w:cs="Avenir Next" w:eastAsia="Avenir Next"/>
+          <w:color w:val="1A1A1A"/>
           <w:sz w:val="18"/>
           <w:szCs w:val="18"/>
         </w:rPr>
-        <w:t xml:space="preserve">Step 1</w:t>
-      </w:r>
-      <w:r>
-        <w:rPr>
-          <w:rFonts w:ascii="Avenir Next" w:hAnsi="Avenir Next" w:cs="Avenir Next" w:eastAsia="Avenir Next"/>
-          <w:color w:val="1A1A1A"/>
-          <w:sz w:val="18"/>
-          <w:szCs w:val="18"/>
-        </w:rPr>
         <w:tab/>
       </w:r>
       <w:r>
         <w:rPr>
           <w:rFonts w:ascii="Avenir Next" w:hAnsi="Avenir Next" w:cs="Avenir Next" w:eastAsia="Avenir Next"/>
           <w:color w:val="1A1A1A"/>
-          <w:sz w:val="21"/>
+          <w:sz w:val="22"/>
           <w:szCs w:val="21"/>
         </w:rPr>
         <w:t xml:space="preserve">The scale is </w:t>
@@ -2895,7 +2914,7 @@
         <w:rPr>
           <w:rFonts w:ascii="Avenir Next" w:hAnsi="Avenir Next" w:cs="Avenir Next" w:eastAsia="Avenir Next"/>
           <w:color w:val="1A1A1A"/>
-          <w:sz w:val="21"/>
+          <w:sz w:val="22"/>
           <w:szCs w:val="21"/>
         </w:rPr>
         <w:t xml:space="preserve">.</w:t>
@@ -2907,7 +2926,7 @@
         <w:tabs>
           <w:tab w:val="left" w:pos="1300"/>
         </w:tabs>
-        <w:spacing w:before="0" w:after="24" w:line="272" w:lineRule="auto"/>
+        <w:spacing w:before="0" w:after="20" w:line="256" w:lineRule="auto"/>
         <w:ind w:left="1300" w:hanging="868"/>
       </w:pPr>
       <w:r>
@@ -2915,25 +2934,25 @@
           <w:rFonts w:ascii="Avenir Next" w:hAnsi="Avenir Next" w:cs="Avenir Next" w:eastAsia="Avenir Next"/>
           <w:b/>
           <w:color w:val="003A70"/>
+          <w:sz w:val="22"/>
+          <w:szCs w:val="18"/>
+        </w:rPr>
+        <w:t xml:space="preserve">Step 2</w:t>
+      </w:r>
+      <w:r>
+        <w:rPr>
+          <w:rFonts w:ascii="Avenir Next" w:hAnsi="Avenir Next" w:cs="Avenir Next" w:eastAsia="Avenir Next"/>
+          <w:color w:val="1A1A1A"/>
           <w:sz w:val="18"/>
           <w:szCs w:val="18"/>
         </w:rPr>
-        <w:t xml:space="preserve">Step 2</w:t>
-      </w:r>
-      <w:r>
-        <w:rPr>
-          <w:rFonts w:ascii="Avenir Next" w:hAnsi="Avenir Next" w:cs="Avenir Next" w:eastAsia="Avenir Next"/>
-          <w:color w:val="1A1A1A"/>
-          <w:sz w:val="18"/>
-          <w:szCs w:val="18"/>
-        </w:rPr>
         <w:tab/>
       </w:r>
       <w:r>
         <w:rPr>
           <w:rFonts w:ascii="Avenir Next" w:hAnsi="Avenir Next" w:cs="Avenir Next" w:eastAsia="Avenir Next"/>
           <w:color w:val="1A1A1A"/>
-          <w:sz w:val="21"/>
+          <w:sz w:val="22"/>
           <w:szCs w:val="21"/>
         </w:rPr>
         <w:t xml:space="preserve">The point is </w:t>
@@ -2952,7 +2971,7 @@
         <w:rPr>
           <w:rFonts w:ascii="Avenir Next" w:hAnsi="Avenir Next" w:cs="Avenir Next" w:eastAsia="Avenir Next"/>
           <w:color w:val="1A1A1A"/>
-          <w:sz w:val="21"/>
+          <w:sz w:val="22"/>
           <w:szCs w:val="21"/>
         </w:rPr>
         <w:t xml:space="preserve"> gridlines right.</w:t>
@@ -2964,7 +2983,7 @@
         <w:tabs>
           <w:tab w:val="left" w:pos="1300"/>
         </w:tabs>
-        <w:spacing w:before="0" w:after="24" w:line="272" w:lineRule="auto"/>
+        <w:spacing w:before="0" w:after="20" w:line="256" w:lineRule="auto"/>
         <w:ind w:left="1300" w:hanging="868"/>
       </w:pPr>
       <w:r>
@@ -2972,25 +2991,25 @@
           <w:rFonts w:ascii="Avenir Next" w:hAnsi="Avenir Next" w:cs="Avenir Next" w:eastAsia="Avenir Next"/>
           <w:b/>
           <w:color w:val="003A70"/>
+          <w:sz w:val="22"/>
+          <w:szCs w:val="18"/>
+        </w:rPr>
+        <w:t xml:space="preserve">Step 3</w:t>
+      </w:r>
+      <w:r>
+        <w:rPr>
+          <w:rFonts w:ascii="Avenir Next" w:hAnsi="Avenir Next" w:cs="Avenir Next" w:eastAsia="Avenir Next"/>
+          <w:color w:val="1A1A1A"/>
           <w:sz w:val="18"/>
           <w:szCs w:val="18"/>
         </w:rPr>
-        <w:t xml:space="preserve">Step 3</w:t>
-      </w:r>
-      <w:r>
-        <w:rPr>
-          <w:rFonts w:ascii="Avenir Next" w:hAnsi="Avenir Next" w:cs="Avenir Next" w:eastAsia="Avenir Next"/>
-          <w:color w:val="1A1A1A"/>
-          <w:sz w:val="18"/>
-          <w:szCs w:val="18"/>
-        </w:rPr>
         <w:tab/>
       </w:r>
       <w:r>
         <w:rPr>
           <w:rFonts w:ascii="Avenir Next" w:hAnsi="Avenir Next" w:cs="Avenir Next" w:eastAsia="Avenir Next"/>
           <w:color w:val="1A1A1A"/>
-          <w:sz w:val="21"/>
+          <w:sz w:val="22"/>
           <w:szCs w:val="21"/>
         </w:rPr>
         <w:t xml:space="preserve">4 × 2 = </w:t>
@@ -3009,7 +3028,7 @@
         <w:rPr>
           <w:rFonts w:ascii="Avenir Next" w:hAnsi="Avenir Next" w:cs="Avenir Next" w:eastAsia="Avenir Next"/>
           <w:color w:val="1A1A1A"/>
-          <w:sz w:val="21"/>
+          <w:sz w:val="22"/>
           <w:szCs w:val="21"/>
         </w:rPr>
         <w:t xml:space="preserve">.</w:t>
@@ -3022,6 +3041,7 @@
     </w:p>
     <w:p>
       <w:pPr>
+        <w:pStyle w:val="Heading2"/>
         <w:keepNext/>
         <w:pBdr>
           <w:bottom w:val="single" w:sz="8" w:space="3" w:color="003A70"/>
@@ -3029,7 +3049,7 @@
         <w:tabs>
           <w:tab w:val="right" w:pos="9504"/>
         </w:tabs>
-        <w:spacing w:before="50" w:after="36" w:line="240" w:lineRule="auto"/>
+        <w:spacing w:before="42" w:after="31" w:line="240" w:lineRule="auto"/>
       </w:pPr>
       <w:r>
         <w:rPr>
@@ -3037,7 +3057,7 @@
           <w:b/>
           <w:color w:val="003A70"/>
           <w:spacing w:val="14"/>
-          <w:sz w:val="19"/>
+          <w:sz w:val="22"/>
           <w:szCs w:val="19"/>
         </w:rPr>
         <w:t xml:space="preserve">YOUR TURN</w:t>
@@ -3056,7 +3076,7 @@
           <w:rFonts w:ascii="Avenir Next" w:hAnsi="Avenir Next" w:cs="Avenir Next" w:eastAsia="Avenir Next"/>
           <w:i/>
           <w:color w:val="5A5F66"/>
-          <w:sz w:val="17"/>
+          <w:sz w:val="22"/>
           <w:szCs w:val="17"/>
         </w:rPr>
         <w:t xml:space="preserve">use the steps on your own</w:t>
@@ -3106,7 +3126,7 @@
               <w:tabs>
                 <w:tab w:val="left" w:pos="432"/>
               </w:tabs>
-              <w:spacing w:before="90" w:after="40" w:line="268" w:lineRule="auto"/>
+              <w:spacing w:before="76" w:after="34" w:line="254" w:lineRule="auto"/>
               <w:ind w:left="432" w:hanging="432"/>
             </w:pPr>
             <w:r>
@@ -3181,7 +3201,7 @@
                     <w:tabs>
                       <w:tab w:val="left" w:pos="340"/>
                     </w:tabs>
-                    <w:spacing w:before="0" w:after="0" w:line="276" w:lineRule="auto"/>
+                    <w:spacing w:before="0" w:after="0" w:line="258" w:lineRule="auto"/>
                     <w:ind w:left="340" w:hanging="340"/>
                   </w:pPr>
                   <w:r>
@@ -3229,7 +3249,7 @@
                       <w:szCs w:val="22"/>
                       <w:u w:val="single"/>
                     </w:rPr>
-                    <w:t xml:space="preserve">      </w:t>
+                    <w:t xml:space="preserve">          </w:t>
                   </w:r>
                 </w:p>
               </w:tc>
@@ -3243,7 +3263,7 @@
                     <w:tabs>
                       <w:tab w:val="left" w:pos="340"/>
                     </w:tabs>
-                    <w:spacing w:before="0" w:after="0" w:line="276" w:lineRule="auto"/>
+                    <w:spacing w:before="0" w:after="0" w:line="258" w:lineRule="auto"/>
                     <w:ind w:left="340" w:hanging="340"/>
                   </w:pPr>
                   <w:r>
@@ -3291,7 +3311,7 @@
                       <w:szCs w:val="22"/>
                       <w:u w:val="single"/>
                     </w:rPr>
-                    <w:t xml:space="preserve">      </w:t>
+                    <w:t xml:space="preserve">          </w:t>
                   </w:r>
                 </w:p>
               </w:tc>
@@ -3305,7 +3325,7 @@
                     <w:tabs>
                       <w:tab w:val="left" w:pos="340"/>
                     </w:tabs>
-                    <w:spacing w:before="0" w:after="0" w:line="276" w:lineRule="auto"/>
+                    <w:spacing w:before="0" w:after="0" w:line="258" w:lineRule="auto"/>
                     <w:ind w:left="340" w:hanging="340"/>
                   </w:pPr>
                   <w:r>
@@ -3353,7 +3373,7 @@
                       <w:szCs w:val="22"/>
                       <w:u w:val="single"/>
                     </w:rPr>
-                    <w:t xml:space="preserve">      </w:t>
+                    <w:t xml:space="preserve">          </w:t>
                   </w:r>
                 </w:p>
               </w:tc>
@@ -3367,7 +3387,7 @@
                     <w:tabs>
                       <w:tab w:val="left" w:pos="340"/>
                     </w:tabs>
-                    <w:spacing w:before="0" w:after="0" w:line="276" w:lineRule="auto"/>
+                    <w:spacing w:before="0" w:after="0" w:line="258" w:lineRule="auto"/>
                     <w:ind w:left="340" w:hanging="340"/>
                   </w:pPr>
                   <w:r>
@@ -3415,7 +3435,7 @@
                       <w:szCs w:val="22"/>
                       <w:u w:val="single"/>
                     </w:rPr>
-                    <w:t xml:space="preserve">      </w:t>
+                    <w:t xml:space="preserve">          </w:t>
                   </w:r>
                 </w:p>
               </w:tc>
@@ -3436,6 +3456,7 @@
     </w:p>
     <w:p>
       <w:pPr>
+        <w:pStyle w:val="Heading2"/>
         <w:keepNext/>
         <w:pBdr>
           <w:bottom w:val="single" w:sz="8" w:space="3" w:color="003A70"/>
@@ -3443,7 +3464,7 @@
         <w:tabs>
           <w:tab w:val="right" w:pos="9504"/>
         </w:tabs>
-        <w:spacing w:before="50" w:after="36" w:line="240" w:lineRule="auto"/>
+        <w:spacing w:before="42" w:after="31" w:line="240" w:lineRule="auto"/>
       </w:pPr>
       <w:r>
         <w:rPr>
@@ -3451,7 +3472,7 @@
           <w:b/>
           <w:color w:val="003A70"/>
           <w:spacing w:val="14"/>
-          <w:sz w:val="19"/>
+          <w:sz w:val="22"/>
           <w:szCs w:val="19"/>
         </w:rPr>
         <w:t xml:space="preserve">READY CHECK</w:t>
@@ -3470,7 +3491,7 @@
           <w:rFonts w:ascii="Avenir Next" w:hAnsi="Avenir Next" w:cs="Avenir Next" w:eastAsia="Avenir Next"/>
           <w:i/>
           <w:color w:val="5A5F66"/>
-          <w:sz w:val="17"/>
+          <w:sz w:val="22"/>
           <w:szCs w:val="17"/>
         </w:rPr>
         <w:t xml:space="preserve">a problem like the one in today’s lesson</w:t>
@@ -3520,7 +3541,7 @@
               <w:tabs>
                 <w:tab w:val="left" w:pos="432"/>
               </w:tabs>
-              <w:spacing w:before="90" w:after="40" w:line="268" w:lineRule="auto"/>
+              <w:spacing w:before="76" w:after="34" w:line="254" w:lineRule="auto"/>
               <w:ind w:left="432" w:hanging="432"/>
             </w:pPr>
             <w:r>
@@ -3594,7 +3615,7 @@
                     <w:tabs>
                       <w:tab w:val="left" w:pos="340"/>
                     </w:tabs>
-                    <w:spacing w:before="0" w:after="0" w:line="264" w:lineRule="auto"/>
+                    <w:spacing w:before="0" w:after="0" w:line="252" w:lineRule="auto"/>
                     <w:ind w:left="340" w:hanging="340"/>
                   </w:pPr>
                   <w:r>
@@ -3602,25 +3623,25 @@
                       <w:rFonts w:ascii="Avenir Next" w:hAnsi="Avenir Next" w:cs="Avenir Next" w:eastAsia="Avenir Next"/>
                       <w:b/>
                       <w:color w:val="003A70"/>
+                      <w:sz w:val="22"/>
+                      <w:szCs w:val="21"/>
+                    </w:rPr>
+                    <w:t xml:space="preserve">A</w:t>
+                  </w:r>
+                  <w:r>
+                    <w:rPr>
+                      <w:rFonts w:ascii="Avenir Next" w:hAnsi="Avenir Next" w:cs="Avenir Next" w:eastAsia="Avenir Next"/>
+                      <w:color w:val="1A1A1A"/>
                       <w:sz w:val="21"/>
                       <w:szCs w:val="21"/>
                     </w:rPr>
-                    <w:t xml:space="preserve">A</w:t>
-                  </w:r>
-                  <w:r>
-                    <w:rPr>
-                      <w:rFonts w:ascii="Avenir Next" w:hAnsi="Avenir Next" w:cs="Avenir Next" w:eastAsia="Avenir Next"/>
-                      <w:color w:val="1A1A1A"/>
-                      <w:sz w:val="21"/>
-                      <w:szCs w:val="21"/>
-                    </w:rPr>
                     <w:tab/>
                   </w:r>
                   <w:r>
                     <w:rPr>
                       <w:rFonts w:ascii="Avenir Next" w:hAnsi="Avenir Next" w:cs="Avenir Next" w:eastAsia="Avenir Next"/>
                       <w:color w:val="1A1A1A"/>
-                      <w:sz w:val="21"/>
+                      <w:sz w:val="22"/>
                       <w:szCs w:val="21"/>
                     </w:rPr>
                     <w:t xml:space="preserve">14</w:t>
@@ -3637,7 +3658,7 @@
                     <w:tabs>
                       <w:tab w:val="left" w:pos="340"/>
                     </w:tabs>
-                    <w:spacing w:before="0" w:after="0" w:line="264" w:lineRule="auto"/>
+                    <w:spacing w:before="0" w:after="0" w:line="252" w:lineRule="auto"/>
                     <w:ind w:left="340" w:hanging="340"/>
                   </w:pPr>
                   <w:r>
@@ -3645,25 +3666,25 @@
                       <w:rFonts w:ascii="Avenir Next" w:hAnsi="Avenir Next" w:cs="Avenir Next" w:eastAsia="Avenir Next"/>
                       <w:b/>
                       <w:color w:val="003A70"/>
+                      <w:sz w:val="22"/>
+                      <w:szCs w:val="21"/>
+                    </w:rPr>
+                    <w:t xml:space="preserve">B</w:t>
+                  </w:r>
+                  <w:r>
+                    <w:rPr>
+                      <w:rFonts w:ascii="Avenir Next" w:hAnsi="Avenir Next" w:cs="Avenir Next" w:eastAsia="Avenir Next"/>
+                      <w:color w:val="1A1A1A"/>
                       <w:sz w:val="21"/>
                       <w:szCs w:val="21"/>
                     </w:rPr>
-                    <w:t xml:space="preserve">B</w:t>
-                  </w:r>
-                  <w:r>
-                    <w:rPr>
-                      <w:rFonts w:ascii="Avenir Next" w:hAnsi="Avenir Next" w:cs="Avenir Next" w:eastAsia="Avenir Next"/>
-                      <w:color w:val="1A1A1A"/>
-                      <w:sz w:val="21"/>
-                      <w:szCs w:val="21"/>
-                    </w:rPr>
                     <w:tab/>
                   </w:r>
                   <w:r>
                     <w:rPr>
                       <w:rFonts w:ascii="Avenir Next" w:hAnsi="Avenir Next" w:cs="Avenir Next" w:eastAsia="Avenir Next"/>
                       <w:color w:val="1A1A1A"/>
-                      <w:sz w:val="21"/>
+                      <w:sz w:val="22"/>
                       <w:szCs w:val="21"/>
                     </w:rPr>
                     <w:t xml:space="preserve">45</w:t>
@@ -3680,7 +3701,7 @@
                     <w:tabs>
                       <w:tab w:val="left" w:pos="340"/>
                     </w:tabs>
-                    <w:spacing w:before="0" w:after="0" w:line="264" w:lineRule="auto"/>
+                    <w:spacing w:before="0" w:after="0" w:line="252" w:lineRule="auto"/>
                     <w:ind w:left="340" w:hanging="340"/>
                   </w:pPr>
                   <w:r>
@@ -3688,25 +3709,25 @@
                       <w:rFonts w:ascii="Avenir Next" w:hAnsi="Avenir Next" w:cs="Avenir Next" w:eastAsia="Avenir Next"/>
                       <w:b/>
                       <w:color w:val="003A70"/>
+                      <w:sz w:val="22"/>
+                      <w:szCs w:val="21"/>
+                    </w:rPr>
+                    <w:t xml:space="preserve">C</w:t>
+                  </w:r>
+                  <w:r>
+                    <w:rPr>
+                      <w:rFonts w:ascii="Avenir Next" w:hAnsi="Avenir Next" w:cs="Avenir Next" w:eastAsia="Avenir Next"/>
+                      <w:color w:val="1A1A1A"/>
                       <w:sz w:val="21"/>
                       <w:szCs w:val="21"/>
                     </w:rPr>
-                    <w:t xml:space="preserve">C</w:t>
-                  </w:r>
-                  <w:r>
-                    <w:rPr>
-                      <w:rFonts w:ascii="Avenir Next" w:hAnsi="Avenir Next" w:cs="Avenir Next" w:eastAsia="Avenir Next"/>
-                      <w:color w:val="1A1A1A"/>
-                      <w:sz w:val="21"/>
-                      <w:szCs w:val="21"/>
-                    </w:rPr>
                     <w:tab/>
                   </w:r>
                   <w:r>
                     <w:rPr>
                       <w:rFonts w:ascii="Avenir Next" w:hAnsi="Avenir Next" w:cs="Avenir Next" w:eastAsia="Avenir Next"/>
                       <w:color w:val="1A1A1A"/>
-                      <w:sz w:val="21"/>
+                      <w:sz w:val="22"/>
                       <w:szCs w:val="21"/>
                     </w:rPr>
                     <w:t xml:space="preserve">9</w:t>
@@ -3723,7 +3744,7 @@
                     <w:tabs>
                       <w:tab w:val="left" w:pos="340"/>
                     </w:tabs>
-                    <w:spacing w:before="0" w:after="0" w:line="264" w:lineRule="auto"/>
+                    <w:spacing w:before="0" w:after="0" w:line="252" w:lineRule="auto"/>
                     <w:ind w:left="340" w:hanging="340"/>
                   </w:pPr>
                   <w:r>
@@ -3731,25 +3752,25 @@
                       <w:rFonts w:ascii="Avenir Next" w:hAnsi="Avenir Next" w:cs="Avenir Next" w:eastAsia="Avenir Next"/>
                       <w:b/>
                       <w:color w:val="003A70"/>
+                      <w:sz w:val="22"/>
+                      <w:szCs w:val="21"/>
+                    </w:rPr>
+                    <w:t xml:space="preserve">D</w:t>
+                  </w:r>
+                  <w:r>
+                    <w:rPr>
+                      <w:rFonts w:ascii="Avenir Next" w:hAnsi="Avenir Next" w:cs="Avenir Next" w:eastAsia="Avenir Next"/>
+                      <w:color w:val="1A1A1A"/>
                       <w:sz w:val="21"/>
                       <w:szCs w:val="21"/>
                     </w:rPr>
-                    <w:t xml:space="preserve">D</w:t>
-                  </w:r>
-                  <w:r>
-                    <w:rPr>
-                      <w:rFonts w:ascii="Avenir Next" w:hAnsi="Avenir Next" w:cs="Avenir Next" w:eastAsia="Avenir Next"/>
-                      <w:color w:val="1A1A1A"/>
-                      <w:sz w:val="21"/>
-                      <w:szCs w:val="21"/>
-                    </w:rPr>
                     <w:tab/>
                   </w:r>
                   <w:r>
                     <w:rPr>
                       <w:rFonts w:ascii="Avenir Next" w:hAnsi="Avenir Next" w:cs="Avenir Next" w:eastAsia="Avenir Next"/>
                       <w:color w:val="1A1A1A"/>
-                      <w:sz w:val="21"/>
+                      <w:sz w:val="22"/>
                       <w:szCs w:val="21"/>
                     </w:rPr>
                     <w:t xml:space="preserve">40</w:t>
@@ -3798,19 +3819,42 @@
         <w:tblLook w:val="0000" w:firstRow="0" w:lastRow="0" w:firstColumn="0" w:lastColumn="0" w:noHBand="1" w:noVBand="1"/>
       </w:tblPr>
       <w:tblGrid>
-        <w:gridCol w:w="2000"/>
-        <w:gridCol w:w="2300"/>
-        <w:gridCol w:w="2100"/>
-        <w:gridCol w:w="3104"/>
+        <w:gridCol w:w="1750"/>
+        <w:gridCol w:w="2500"/>
+        <w:gridCol w:w="2200"/>
+        <w:gridCol w:w="3054"/>
       </w:tblGrid>
       <w:tr>
         <w:trPr>
           <w:cantSplit/>
-          <w:trHeight w:val="320" w:hRule="atLeast"/>
+          <w:trHeight w:val="300" w:hRule="atLeast"/>
         </w:trPr>
         <w:tc>
           <w:tcPr>
-            <w:tcW w:w="2000" w:type="dxa"/>
+            <w:tcW w:w="1750" w:type="dxa"/>
+            <w:vAlign w:val="center"/>
+          </w:tcPr>
+          <w:p>
+            <w:pPr>
+              <w:pStyle w:val="Heading2"/>
+              <w:spacing w:before="0" w:after="0" w:line="240" w:lineRule="auto"/>
+            </w:pPr>
+            <w:r>
+              <w:rPr>
+                <w:rFonts w:ascii="Avenir Next" w:hAnsi="Avenir Next" w:cs="Avenir Next" w:eastAsia="Avenir Next"/>
+                <w:b/>
+                <w:color w:val="003A70"/>
+                <w:spacing w:val="12"/>
+                <w:sz w:val="15"/>
+                <w:szCs w:val="15"/>
+              </w:rPr>
+              <w:t xml:space="preserve">CHECK YOURSELF</w:t>
+            </w:r>
+          </w:p>
+        </w:tc>
+        <w:tc>
+          <w:tcPr>
+            <w:tcW w:w="2500" w:type="dxa"/>
             <w:vAlign w:val="center"/>
           </w:tcPr>
           <w:p>
@@ -3819,20 +3863,27 @@
             </w:pPr>
             <w:r>
               <w:rPr>
-                <w:rFonts w:ascii="Avenir Next" w:hAnsi="Avenir Next" w:cs="Avenir Next" w:eastAsia="Avenir Next"/>
-                <w:b/>
-                <w:color w:val="003A70"/>
-                <w:spacing w:val="12"/>
-                <w:sz w:val="15"/>
-                <w:szCs w:val="15"/>
-              </w:rPr>
-              <w:t xml:space="preserve">CHECK YOURSELF</w:t>
+                <w:rFonts w:ascii="Arial" w:hAnsi="Arial" w:cs="Arial" w:eastAsia="Arial"/>
+                <w:color w:val="1A1A1A"/>
+                <w:sz w:val="20"/>
+                <w:szCs w:val="20"/>
+              </w:rPr>
+              <w:t xml:space="preserve">□</w:t>
+            </w:r>
+            <w:r>
+              <w:rPr>
+                <w:rFonts w:ascii="Avenir Next" w:hAnsi="Avenir Next" w:cs="Avenir Next" w:eastAsia="Avenir Next"/>
+                <w:color w:val="1A1A1A"/>
+                <w:sz w:val="17"/>
+                <w:szCs w:val="17"/>
+              </w:rPr>
+              <w:t xml:space="preserve">  I can do this on my own</w:t>
             </w:r>
           </w:p>
         </w:tc>
         <w:tc>
           <w:tcPr>
-            <w:tcW w:w="2300" w:type="dxa"/>
+            <w:tcW w:w="2200" w:type="dxa"/>
             <w:vAlign w:val="center"/>
           </w:tcPr>
           <w:p>
@@ -3843,8 +3894,8 @@
               <w:rPr>
                 <w:rFonts w:ascii="Arial" w:hAnsi="Arial" w:cs="Arial" w:eastAsia="Arial"/>
                 <w:color w:val="1A1A1A"/>
-                <w:sz w:val="24"/>
-                <w:szCs w:val="24"/>
+                <w:sz w:val="20"/>
+                <w:szCs w:val="20"/>
               </w:rPr>
               <w:t xml:space="preserve">□</w:t>
             </w:r>
@@ -3855,13 +3906,13 @@
                 <w:sz w:val="17"/>
                 <w:szCs w:val="17"/>
               </w:rPr>
-              <w:t xml:space="preserve">  I can do this on my own</w:t>
+              <w:t xml:space="preserve">  I need a little help</w:t>
             </w:r>
           </w:p>
         </w:tc>
         <w:tc>
           <w:tcPr>
-            <w:tcW w:w="2100" w:type="dxa"/>
+            <w:tcW w:w="3054" w:type="dxa"/>
             <w:vAlign w:val="center"/>
           </w:tcPr>
           <w:p>
@@ -3872,37 +3923,8 @@
               <w:rPr>
                 <w:rFonts w:ascii="Arial" w:hAnsi="Arial" w:cs="Arial" w:eastAsia="Arial"/>
                 <w:color w:val="1A1A1A"/>
-                <w:sz w:val="24"/>
-                <w:szCs w:val="24"/>
-              </w:rPr>
-              <w:t xml:space="preserve">□</w:t>
-            </w:r>
-            <w:r>
-              <w:rPr>
-                <w:rFonts w:ascii="Avenir Next" w:hAnsi="Avenir Next" w:cs="Avenir Next" w:eastAsia="Avenir Next"/>
-                <w:color w:val="1A1A1A"/>
-                <w:sz w:val="17"/>
-                <w:szCs w:val="17"/>
-              </w:rPr>
-              <w:t xml:space="preserve">  I need a little help</w:t>
-            </w:r>
-          </w:p>
-        </w:tc>
-        <w:tc>
-          <w:tcPr>
-            <w:tcW w:w="3104" w:type="dxa"/>
-            <w:vAlign w:val="center"/>
-          </w:tcPr>
-          <w:p>
-            <w:pPr>
-              <w:spacing w:before="0" w:after="0" w:line="240" w:lineRule="auto"/>
-            </w:pPr>
-            <w:r>
-              <w:rPr>
-                <w:rFonts w:ascii="Arial" w:hAnsi="Arial" w:cs="Arial" w:eastAsia="Arial"/>
-                <w:color w:val="1A1A1A"/>
-                <w:sz w:val="24"/>
-                <w:szCs w:val="24"/>
+                <w:sz w:val="20"/>
+                <w:szCs w:val="20"/>
               </w:rPr>
               <w:t xml:space="preserve">□</w:t>
             </w:r>
@@ -3937,7 +3959,7 @@
     <w:sectPr>
       <w:footerReference w:type="default" r:id="rIdFooter1"/>
       <w:pgSz w:w="12240" w:h="15840"/>
-      <w:pgMar w:top="893" w:right="1224" w:bottom="835" w:left="1512" w:header="432" w:footer="432" w:gutter="0"/>
+      <w:pgMar w:top="780" w:right="1224" w:bottom="760" w:left="1512" w:header="432" w:footer="432" w:gutter="0"/>
       <w:cols w:space="720"/>
     </w:sectPr>
   </w:body>
@@ -4017,7 +4039,106 @@
               <w:sz w:val="15"/>
               <w:szCs w:val="15"/>
             </w:rPr>
-            <w:t xml:space="preserve">Lesson 3-4  ·  Session 1  ·  Prerequisite Practice A</w:t>
+            <w:t xml:space="preserve">3-4 · Page </w:t>
+          </w:r>
+          <w:r>
+            <w:rPr>
+              <w:rFonts w:ascii="Avenir Next" w:hAnsi="Avenir Next" w:cs="Avenir Next" w:eastAsia="Avenir Next"/>
+              <w:color w:val="5A5F66"/>
+              <w:sz w:val="15"/>
+              <w:szCs w:val="15"/>
+            </w:rPr>
+            <w:fldChar w:fldCharType="begin"/>
+          </w:r>
+          <w:r>
+            <w:rPr>
+              <w:rFonts w:ascii="Avenir Next" w:hAnsi="Avenir Next" w:cs="Avenir Next" w:eastAsia="Avenir Next"/>
+              <w:color w:val="5A5F66"/>
+              <w:sz w:val="15"/>
+              <w:szCs w:val="15"/>
+            </w:rPr>
+            <w:instrText xml:space="preserve"> PAGE </w:instrText>
+          </w:r>
+          <w:r>
+            <w:rPr>
+              <w:rFonts w:ascii="Avenir Next" w:hAnsi="Avenir Next" w:cs="Avenir Next" w:eastAsia="Avenir Next"/>
+              <w:color w:val="5A5F66"/>
+              <w:sz w:val="15"/>
+              <w:szCs w:val="15"/>
+            </w:rPr>
+            <w:fldChar w:fldCharType="separate"/>
+          </w:r>
+          <w:r>
+            <w:rPr>
+              <w:rFonts w:ascii="Avenir Next" w:hAnsi="Avenir Next" w:cs="Avenir Next" w:eastAsia="Avenir Next"/>
+              <w:color w:val="5A5F66"/>
+              <w:sz w:val="15"/>
+              <w:szCs w:val="15"/>
+            </w:rPr>
+            <w:t xml:space="preserve">1</w:t>
+          </w:r>
+          <w:r>
+            <w:rPr>
+              <w:rFonts w:ascii="Avenir Next" w:hAnsi="Avenir Next" w:cs="Avenir Next" w:eastAsia="Avenir Next"/>
+              <w:color w:val="5A5F66"/>
+              <w:sz w:val="15"/>
+              <w:szCs w:val="15"/>
+            </w:rPr>
+            <w:fldChar w:fldCharType="end"/>
+          </w:r>
+          <w:r>
+            <w:rPr>
+              <w:rFonts w:ascii="Avenir Next" w:hAnsi="Avenir Next" w:cs="Avenir Next" w:eastAsia="Avenir Next"/>
+              <w:color w:val="5A5F66"/>
+              <w:sz w:val="15"/>
+              <w:szCs w:val="15"/>
+            </w:rPr>
+            <w:t xml:space="preserve"> of </w:t>
+          </w:r>
+          <w:r>
+            <w:rPr>
+              <w:rFonts w:ascii="Avenir Next" w:hAnsi="Avenir Next" w:cs="Avenir Next" w:eastAsia="Avenir Next"/>
+              <w:color w:val="5A5F66"/>
+              <w:sz w:val="15"/>
+              <w:szCs w:val="15"/>
+            </w:rPr>
+            <w:fldChar w:fldCharType="begin"/>
+          </w:r>
+          <w:r>
+            <w:rPr>
+              <w:rFonts w:ascii="Avenir Next" w:hAnsi="Avenir Next" w:cs="Avenir Next" w:eastAsia="Avenir Next"/>
+              <w:color w:val="5A5F66"/>
+              <w:sz w:val="15"/>
+              <w:szCs w:val="15"/>
+            </w:rPr>
+            <w:instrText xml:space="preserve"> NUMPAGES </w:instrText>
+          </w:r>
+          <w:r>
+            <w:rPr>
+              <w:rFonts w:ascii="Avenir Next" w:hAnsi="Avenir Next" w:cs="Avenir Next" w:eastAsia="Avenir Next"/>
+              <w:color w:val="5A5F66"/>
+              <w:sz w:val="15"/>
+              <w:szCs w:val="15"/>
+            </w:rPr>
+            <w:fldChar w:fldCharType="separate"/>
+          </w:r>
+          <w:r>
+            <w:rPr>
+              <w:rFonts w:ascii="Avenir Next" w:hAnsi="Avenir Next" w:cs="Avenir Next" w:eastAsia="Avenir Next"/>
+              <w:color w:val="5A5F66"/>
+              <w:sz w:val="15"/>
+              <w:szCs w:val="15"/>
+            </w:rPr>
+            <w:t xml:space="preserve">1</w:t>
+          </w:r>
+          <w:r>
+            <w:rPr>
+              <w:rFonts w:ascii="Avenir Next" w:hAnsi="Avenir Next" w:cs="Avenir Next" w:eastAsia="Avenir Next"/>
+              <w:color w:val="5A5F66"/>
+              <w:sz w:val="15"/>
+              <w:szCs w:val="15"/>
+            </w:rPr>
+            <w:fldChar w:fldCharType="end"/>
           </w:r>
         </w:p>
       </w:tc>
@@ -4060,5 +4181,23 @@
       </w:tblCellMar>
     </w:tblPr>
   </w:style>
+  <w:style w:type="paragraph" w:styleId="Heading1">
+    <w:name w:val="heading 1"/>
+    <w:basedOn w:val="Normal"/>
+    <w:pPr>
+      <w:outlineLvl w:val="0"/>
+      <w:keepNext w:val="0"/>
+      <w:keepLines w:val="0"/>
+    </w:pPr>
+  </w:style>
+  <w:style w:type="paragraph" w:styleId="Heading2">
+    <w:name w:val="heading 2"/>
+    <w:basedOn w:val="Normal"/>
+    <w:pPr>
+      <w:outlineLvl w:val="1"/>
+      <w:keepNext w:val="0"/>
+      <w:keepLines w:val="0"/>
+    </w:pPr>
+  </w:style>
 </w:styles>
 </file>